--- a/일본판/3부/3부_1화_면회.docx
+++ b/일본판/3부/3부_1화_면회.docx
@@ -92,7 +92,7 @@
           <w:color w:val="555555"/>
           <w:sz w:val="22"/>
         </w:rPr>
-        <w:t>(2021年4月10日(土)、午後6時。桐生法律事務所。応接室。窓の外は、桜の散りかけた駅前。机の上に、紙袋が一つ。鉄瓶は、いつもどおり。桐生の机の上の、空の湯呑みにも、今日の分の茶が一杯。三浦が、茶筒を小さな缶に移している。茜は、控訴理由書の骨子の束を揃えている。)</w:t>
+        <w:t>(2021年4月10日(土)、午後6時。桐生法律事務所。応接室。窓の外は桜の散りかけた駅前。机の上に紙袋が一つ。鉄瓶はいつもどおり。桐生の机の上の空の湯呑みにも、今日の分の茶が一杯。三浦が茶筒を小さな缶に移している。茜は控訴理由書の骨子の束を揃えている。)</w:t>
       </w:r>
     </w:p>
     <w:p>
@@ -115,7 +115,7 @@
           <w:i w:val="0"/>
           <w:sz w:val="22"/>
         </w:rPr>
-        <w:t>百グラム入る缶が、これしかなかったんです。お土産じゃなくて、先生が淹れる分。明日、お父さんの家で、茶葉が足りなくなったら困るでしょう。</w:t>
+        <w:t>百グラム入る缶が、これしかなかったんです。お土産じゃなくて、先生が淹れる分。明日、お父さんの家で茶葉が足りなくなったら困るでしょう。</w:t>
       </w:r>
     </w:p>
     <w:p>
@@ -138,7 +138,7 @@
           <w:i w:val="0"/>
           <w:sz w:val="22"/>
         </w:rPr>
-        <w:t>一杯分だけで、いいんです。「一杯だけだ」と、言われているので。</w:t>
+        <w:t>一杯分だけでいいんです。「一杯だけだ」と言われているので。</w:t>
       </w:r>
     </w:p>
     <w:p>
@@ -161,7 +161,7 @@
           <w:i w:val="0"/>
           <w:sz w:val="22"/>
         </w:rPr>
-        <w:t>一杯だけって言う人は、たいてい、二杯目を待ってます。</w:t>
+        <w:t>一杯だけって言う人は、たいてい二杯目を待ってます。</w:t>
       </w:r>
     </w:p>
     <w:p>
@@ -184,7 +184,7 @@
           <w:i w:val="0"/>
           <w:sz w:val="22"/>
         </w:rPr>
-        <w:t>三浦さん、それ、経験則ですか。</w:t>
+        <w:t>三浦さん、それ経験則ですか。</w:t>
       </w:r>
     </w:p>
     <w:p>
@@ -207,7 +207,7 @@
           <w:i w:val="0"/>
           <w:sz w:val="22"/>
         </w:rPr>
-        <w:t>近所の八百屋のおじさんが、そうなんです。「一杯だけ」って言って、三杯、飲んでいく。</w:t>
+        <w:t>近所の八百屋のおじさんが、そうなんです。「一杯だけ」って言って、三杯飲んでいく。</w:t>
       </w:r>
     </w:p>
     <w:p>
@@ -263,7 +263,7 @@
           <w:i w:val="0"/>
           <w:sz w:val="22"/>
         </w:rPr>
-        <w:t>観察の成果です。……話が逸れました。真壁さん、焙烙は、持っていくんですよね。</w:t>
+        <w:t>観察の成果です。……話が逸れました。真壁さん、焙烙は持っていくんですよね。</w:t>
       </w:r>
     </w:p>
     <w:p>
@@ -286,7 +286,7 @@
           <w:i w:val="0"/>
           <w:sz w:val="22"/>
         </w:rPr>
-        <w:t>はい。小さいほうを。他人の台所を借りるので、火は、いちばん弱くします。</w:t>
+        <w:t>はい。小さいほうを。他人の台所を借りるので、火はいちばん弱くします。</w:t>
       </w:r>
     </w:p>
     <w:p>
@@ -309,7 +309,7 @@
           <w:i w:val="0"/>
           <w:sz w:val="22"/>
         </w:rPr>
-        <w:t>先生、お父さんの家に、ほうじ茶の缶、ないんですよね。お母さんの手紙に、「探していた」って。</w:t>
+        <w:t>先生、お父さんの家にほうじ茶の缶、ないんですよね。お母さんの手紙に「探していた」って。</w:t>
       </w:r>
     </w:p>
     <w:p>
@@ -332,7 +332,7 @@
           <w:i w:val="0"/>
           <w:sz w:val="22"/>
         </w:rPr>
-        <w:t>ええ。ないはずです。だから、持っていきます。</w:t>
+        <w:t>ええ。ないはずです。だから持っていきます。</w:t>
       </w:r>
     </w:p>
     <w:p>
@@ -347,7 +347,7 @@
           <w:color w:val="555555"/>
           <w:sz w:val="22"/>
         </w:rPr>
-        <w:t>(茜が、控訴理由書の束を、とんとんと机で揃える。)</w:t>
+        <w:t>(茜が控訴理由書の束をとんとんと机で揃える。)</w:t>
       </w:r>
     </w:p>
     <w:p>
@@ -370,7 +370,7 @@
           <w:i w:val="0"/>
           <w:sz w:val="22"/>
         </w:rPr>
-        <w:t>先生。私、訊いていいですか。……これ、何の面会ですか。</w:t>
+        <w:t>先生。私、訊いていいですか。……これ何の面会ですか。</w:t>
       </w:r>
     </w:p>
     <w:p>
@@ -393,7 +393,7 @@
           <w:i w:val="0"/>
           <w:sz w:val="22"/>
         </w:rPr>
-        <w:t>何の、とは。</w:t>
+        <w:t>何のとは。</w:t>
       </w:r>
     </w:p>
     <w:p>
@@ -416,7 +416,7 @@
           <w:i w:val="0"/>
           <w:sz w:val="22"/>
         </w:rPr>
-        <w:t>控訴の期限は三月二十四日に、もう切りました。理由書は、五十日。五月十四日。先生は、その間に東京へ行く。……私は、依頼人の利益の話をしているんです。国を相手にしている裁判で、被告側の与党の、大物議員と、原告代理人が、一対一で会う。</w:t>
+        <w:t>控訴の期限は三月二十四日に、もう切りました。理由書は五十日。五月十四日。先生はその間に東京へ行く。……私は依頼人の利益の話をしているんです。国を相手にしている裁判で、被告側の与党の大物議員と原告代理人が一対一で会う。</w:t>
       </w:r>
     </w:p>
     <w:p>
@@ -431,7 +431,7 @@
           <w:color w:val="555555"/>
           <w:sz w:val="22"/>
         </w:rPr>
-        <w:t>(沈黙。三浦が、湯呑みを三つ、静かに並べる。)</w:t>
+        <w:t>(沈黙。三浦が湯呑みを三つ、静かに並べる。)</w:t>
       </w:r>
     </w:p>
     <w:p>
@@ -454,7 +454,7 @@
           <w:i w:val="0"/>
           <w:sz w:val="22"/>
         </w:rPr>
-        <w:t>茜さん。その問いは、正しいです。僕も、自分に、何度もしました。</w:t>
+        <w:t>茜さん。その問いは正しいです。僕も自分に何度もしました。</w:t>
       </w:r>
     </w:p>
     <w:p>
@@ -500,7 +500,7 @@
           <w:i w:val="0"/>
           <w:sz w:val="22"/>
         </w:rPr>
-        <w:t>一つ目。事件の話は、しません。事件の話をする場に、父を呼ぶつもりはありません。二つ目。もし、父が事件の話を始めたら、その時点で席を立ちます。三つ目。会ったことは、先生方……あなたと、三浦さんには、帰ってすぐ、全部話します。隠さない。</w:t>
+        <w:t>一つ目。事件の話はしません。事件の話をする場に父を呼ぶつもりはありません。二つ目。もし父が事件の話を始めたら、その時点で席を立ちます。三つ目。会ったことは先生方……あなたと三浦さんには、帰ってすぐ全部話します。隠さない。</w:t>
       </w:r>
     </w:p>
     <w:p>
@@ -569,7 +569,7 @@
           <w:i w:val="0"/>
           <w:sz w:val="22"/>
         </w:rPr>
-        <w:t>先生が、会いたいと思っているか、どうか。</w:t>
+        <w:t>先生が会いたいと思っているかどうか。</w:t>
       </w:r>
     </w:p>
     <w:p>
@@ -584,7 +584,7 @@
           <w:color w:val="555555"/>
           <w:sz w:val="22"/>
         </w:rPr>
-        <w:t>(真壁は、答えない。焙烙を手に取り、しばらく眺める。)</w:t>
+        <w:t>(真壁は答えない。焙烙を手に取り、しばらく眺める。)</w:t>
       </w:r>
     </w:p>
     <w:p>
@@ -607,7 +607,7 @@
           <w:i w:val="0"/>
           <w:sz w:val="22"/>
         </w:rPr>
-        <w:t>分かりません。……僕は、父が会いたいと言ったから、会いに行きます。会いたいのかどうかは、会ってから、考えます。</w:t>
+        <w:t>分かりません。……僕は父が会いたいと言ったから、会いに行きます。会いたいのかどうかは、会ってから、考えます。</w:t>
       </w:r>
     </w:p>
     <w:p>
@@ -640,7 +640,7 @@
           <w:i w:val="0"/>
           <w:sz w:val="22"/>
         </w:rPr>
-        <w:t>それで、十分ですよ。</w:t>
+        <w:t>それで十分ですよ。</w:t>
       </w:r>
     </w:p>
     <w:p>
@@ -664,16 +664,16 @@
           <w:color w:val="555555"/>
           <w:sz w:val="22"/>
         </w:rPr>
-        <w:t>(束を、鞄に入れる)</w:t>
-      </w:r>
-      <w:r>
-        <w:rPr>
-          <w:rFonts w:ascii="Times New Roman" w:hAnsi="Times New Roman" w:eastAsia="Malgun Gothic"/>
-          <w:b w:val="0"/>
-          <w:i w:val="0"/>
-          <w:sz w:val="22"/>
-        </w:rPr>
-        <w:t>分かりました。もう、訊きません。ただ、一つだけ。帰ってきたら、必ず、ここに来てください。家に帰る前に。</w:t>
+        <w:t>(束を鞄に入れる)</w:t>
+      </w:r>
+      <w:r>
+        <w:rPr>
+          <w:rFonts w:ascii="Times New Roman" w:hAnsi="Times New Roman" w:eastAsia="Malgun Gothic"/>
+          <w:b w:val="0"/>
+          <w:i w:val="0"/>
+          <w:sz w:val="22"/>
+        </w:rPr>
+        <w:t>分かりました。もう訊きません。ただ一つだけ。帰ってきたら、必ずここに来てください。家に帰る前に。</w:t>
       </w:r>
     </w:p>
     <w:p>
@@ -719,7 +719,7 @@
           <w:i w:val="0"/>
           <w:sz w:val="22"/>
         </w:rPr>
-        <w:t>三浦さんが、ご飯を作って待ってます。</w:t>
+        <w:t>三浦さんがご飯を作って待ってます。</w:t>
       </w:r>
     </w:p>
     <w:p>
@@ -826,7 +826,7 @@
           <w:color w:val="555555"/>
           <w:sz w:val="22"/>
         </w:rPr>
-        <w:t>(電話が鳴る。三浦が取る。受話器の向こうで、咳き込む声が、かすかに聞こえる。)</w:t>
+        <w:t>(電話が鳴る。三浦が取る。受話器の向こうで咳き込む声がかすかに聞こえる。)</w:t>
       </w:r>
     </w:p>
     <w:p>
@@ -882,7 +882,7 @@
           <w:i w:val="0"/>
           <w:sz w:val="22"/>
         </w:rPr>
-        <w:t>……いや、用事は、ねえんだ。先生、そこに、いるか。</w:t>
+        <w:t>……いや用事はねえんだ。先生、そこにいるか。</w:t>
       </w:r>
     </w:p>
     <w:p>
@@ -997,7 +997,7 @@
           <w:i w:val="0"/>
           <w:sz w:val="22"/>
         </w:rPr>
-        <w:t>柚木さんだ。「たぶん、そうです」って言ってた。(息を、ひとつ整える)行ってこい。</w:t>
+        <w:t>柚木さんだ。「たぶんそうです」って言ってた。(息をひとつ整える)行ってこい。</w:t>
       </w:r>
     </w:p>
     <w:p>
@@ -1043,7 +1043,7 @@
           <w:i w:val="0"/>
           <w:sz w:val="22"/>
         </w:rPr>
-        <w:t>おらたちの裁判を、持っていくんじゃねえぞ。おらたちは、ここで、待ってっから。(咳)……ただ、飯は、食ってこい。</w:t>
+        <w:t>おらたちの裁判を持っていくんじゃねえぞ。おらたちはここで待ってっから。(咳)……ただ飯は食ってこい。</w:t>
       </w:r>
     </w:p>
     <w:p>
@@ -1104,7 +1104,7 @@
           <w:color w:val="555555"/>
           <w:sz w:val="22"/>
         </w:rPr>
-        <w:t>(通話が切れる。三浦が、焙烙を、小さな風呂敷に包んで、遼に渡す。)</w:t>
+        <w:t>(通話が切れる。三浦が焙烙を小さな風呂敷に包んで、遼に渡す。)</w:t>
       </w:r>
     </w:p>
     <w:p>
@@ -1134,7 +1134,7 @@
           <w:color w:val="555555"/>
           <w:sz w:val="22"/>
         </w:rPr>
-        <w:t>(2021年4月11日(日)、午前9時過ぎ。常磐線の特急。窓の外に、水を張った田んぼ。遼は、窓際の席に座り、膝の上に風呂敷包みと、小さなビジネスバッグ。通路を挟んだ隣の席に、いつのまにか、黒いコートの男。)</w:t>
+        <w:t>(2021年4月11日(日)、午前9時過ぎ。常磐線の特急。窓の外に水を張った田んぼ。遼は窓際の席に座り、膝の上に風呂敷包みと、小さなビジネスバッグ。通路を挟んだ隣の席に、いつのまにか黒いコートの男。)</w:t>
       </w:r>
     </w:p>
     <w:p>
@@ -1213,7 +1213,7 @@
           <w:i w:val="0"/>
           <w:sz w:val="22"/>
         </w:rPr>
-        <w:t>はい。昨夜は、地元の事務所に。先生は、東京へ、先に。私は、遼さんを、上野でお迎えするつもりでしたが、それでは、ご不快かと思い、途中から。</w:t>
+        <w:t>はい。昨夜は地元の事務所に。先生は東京へ先に。私は遼さんを上野でお迎えするつもりでしたが、それではご不快かと思い、途中から。</w:t>
       </w:r>
     </w:p>
     <w:p>
@@ -1284,7 +1284,7 @@
           <w:color w:val="555555"/>
           <w:sz w:val="22"/>
         </w:rPr>
-        <w:t>(沈黙。車内販売のワゴンが、通路を通る。榊が、手を上げて、止める。)</w:t>
+        <w:t>(沈黙。車内販売のワゴンが通路を通る。榊が手を上げて止める。)</w:t>
       </w:r>
     </w:p>
     <w:p>
@@ -1307,7 +1307,7 @@
           <w:i w:val="0"/>
           <w:sz w:val="22"/>
         </w:rPr>
-        <w:t>コーヒーを二つ。……遼さんは、お茶のほうがよろしいですか。</w:t>
+        <w:t>コーヒーを二つ。……遼さんはお茶のほうがよろしいですか。</w:t>
       </w:r>
     </w:p>
     <w:p>
@@ -1330,7 +1330,7 @@
           <w:i w:val="0"/>
           <w:sz w:val="22"/>
         </w:rPr>
-        <w:t>コーヒーで、いいです。</w:t>
+        <w:t>コーヒーでいいです。</w:t>
       </w:r>
     </w:p>
     <w:p>
@@ -1363,7 +1363,7 @@
           <w:i w:val="0"/>
           <w:sz w:val="22"/>
         </w:rPr>
-        <w:t>先生は、昨夜、よく眠っておられません。二時に、台所へ。今朝は、五時に、着替えておいででした。奥さまが、「まだ早いですよ」と申し上げましたら、「分かっている」と。</w:t>
+        <w:t>先生は昨夜よく眠っておられません。二時に台所へ。今朝は五時に着替えておいででした。奥さまが「まだ早いですよ」と申し上げましたら、「分かっている」と。</w:t>
       </w:r>
     </w:p>
     <w:p>
@@ -1409,7 +1409,7 @@
           <w:i w:val="0"/>
           <w:sz w:val="22"/>
         </w:rPr>
-        <w:t>私が、口を出すことではございません。ただ、遼さんが、ご自分のために、何か期待をなさらないよう、一言だけ。……先生は、お言葉の少ない方です。「会いたい」と、おっしゃいました。それ以上は、会ってからでなければ、先生ご自身にも、おそらく、お分かりではない。</w:t>
+        <w:t>私が口を出すことではございません。ただ、遼さんがご自分のために何か期待をなさらないよう、一言だけ。……先生はお言葉の少ない方です。「会いたい」とおっしゃいました。それ以上は会ってからでなければ、先生ご自身にもおそらくお分かりではない。</w:t>
       </w:r>
     </w:p>
     <w:p>
@@ -1432,7 +1432,7 @@
           <w:i w:val="0"/>
           <w:sz w:val="22"/>
         </w:rPr>
-        <w:t>榊さんは、僕が十八で家を出た日の、玄関にいましたね。</w:t>
+        <w:t>榊さんは僕が十八で家を出た日の玄関にいましたね。</w:t>
       </w:r>
     </w:p>
     <w:p>
@@ -1478,7 +1478,7 @@
           <w:i w:val="0"/>
           <w:sz w:val="22"/>
         </w:rPr>
-        <w:t>あのとき、「先生のお顔」と、僕に言いました。</w:t>
+        <w:t>あのとき、「先生のお顔」と僕に言いました。</w:t>
       </w:r>
     </w:p>
     <w:p>
@@ -1524,7 +1524,7 @@
           <w:i w:val="0"/>
           <w:sz w:val="22"/>
         </w:rPr>
-        <w:t>今日は、何を言いに、乗ってこられたんですか。</w:t>
+        <w:t>今日は何を言いに乗ってこられたんですか。</w:t>
       </w:r>
     </w:p>
     <w:p>
@@ -1548,16 +1548,16 @@
           <w:color w:val="555555"/>
           <w:sz w:val="22"/>
         </w:rPr>
-        <w:t>(コーヒーの蓋を開けず、紙コップを、両手で持つ)</w:t>
-      </w:r>
-      <w:r>
-        <w:rPr>
-          <w:rFonts w:ascii="Times New Roman" w:hAnsi="Times New Roman" w:eastAsia="Malgun Gothic"/>
-          <w:b w:val="0"/>
-          <w:i w:val="0"/>
-          <w:sz w:val="22"/>
-        </w:rPr>
-        <w:t>……何も。ただ、今回は、お見送りするほうでなく、お迎えするほうで、いたかったのです。十七年前の玄関で、遼さんの背中を、見送るだけだった私が。</w:t>
+        <w:t>(コーヒーの蓋を開けず、紙コップを両手で持つ)</w:t>
+      </w:r>
+      <w:r>
+        <w:rPr>
+          <w:rFonts w:ascii="Times New Roman" w:hAnsi="Times New Roman" w:eastAsia="Malgun Gothic"/>
+          <w:b w:val="0"/>
+          <w:i w:val="0"/>
+          <w:sz w:val="22"/>
+        </w:rPr>
+        <w:t>……何も。ただ、今回はお見送りするほうでなく、お迎えするほうでいたかったのです。十七年前の玄関で遼さんの背中を見送るだけだった私が。</w:t>
       </w:r>
     </w:p>
     <w:p>
@@ -1628,7 +1628,7 @@
           <w:color w:val="555555"/>
           <w:sz w:val="22"/>
         </w:rPr>
-        <w:t>(特急が、利根川を渡る。川面に、薄い日。)</w:t>
+        <w:t>(特急が利根川を渡る。川面に薄い日。)</w:t>
       </w:r>
     </w:p>
     <w:p>
@@ -1643,7 +1643,7 @@
           <w:color w:val="555555"/>
           <w:sz w:val="22"/>
         </w:rPr>
-        <w:t>(遼は、少し笑う。窓の外、遠くに、ビルの群れが見え始める。)</w:t>
+        <w:t>(遼は少し笑う。窓の外、遠くにビルの群れが見え始める。)</w:t>
       </w:r>
     </w:p>
     <w:p>
@@ -1673,7 +1673,7 @@
           <w:color w:val="555555"/>
           <w:sz w:val="22"/>
         </w:rPr>
-        <w:t>(午後1時。東京・目黒の住宅街。生け垣に囲まれた、古い二階建て。門の脇に、桜の花びらが吹き寄せられている。表札は「真壁」。インターホンを前に、遼の手が止まる。榊が、半歩後ろに立っている。)</w:t>
+        <w:t>(午後1時。東京・目黒の住宅街。生け垣に囲まれた、古い二階建て。門の脇に桜の花びらが吹き寄せられている。表札は「真壁」。インターホンを前に遼の手が止まる。榊が半歩後ろに立っている。)</w:t>
       </w:r>
     </w:p>
     <w:p>
@@ -1696,7 +1696,7 @@
           <w:i w:val="0"/>
           <w:sz w:val="22"/>
         </w:rPr>
-        <w:t>私が、お先に。</w:t>
+        <w:t>私がお先に。</w:t>
       </w:r>
     </w:p>
     <w:p>
@@ -1734,7 +1734,7 @@
           <w:color w:val="555555"/>
           <w:sz w:val="22"/>
         </w:rPr>
-        <w:t>(押す。しばらくして、玄関の引き戸の向こうに、人影。引き戸が、からからと開く。小柄な、白髪まじりの女性。藤色のカーディガン。)</w:t>
+        <w:t>(押す。しばらくして、玄関の引き戸の向こうに、人影。引き戸がからからと開く。小柄な、白髪まじりの女性。藤色のカーディガン。)</w:t>
       </w:r>
     </w:p>
     <w:p>
@@ -1795,7 +1795,7 @@
           <w:color w:val="555555"/>
           <w:sz w:val="22"/>
         </w:rPr>
-        <w:t>(澄子が、一歩、出てくる。両手を、胸の前で、握りしめている。)</w:t>
+        <w:t>(澄子が一歩出てくる。両手を胸の前で握りしめている。)</w:t>
       </w:r>
     </w:p>
     <w:p>
@@ -1818,7 +1818,7 @@
           <w:i w:val="0"/>
           <w:sz w:val="22"/>
         </w:rPr>
-        <w:t>背が、伸びたの。</w:t>
+        <w:t>背が伸びたの。</w:t>
       </w:r>
     </w:p>
     <w:p>
@@ -1841,7 +1841,7 @@
           <w:i w:val="0"/>
           <w:sz w:val="22"/>
         </w:rPr>
-        <w:t>十八のときに、止まりました。</w:t>
+        <w:t>十八のときに止まりました。</w:t>
       </w:r>
     </w:p>
     <w:p>
@@ -1864,7 +1864,7 @@
           <w:i w:val="0"/>
           <w:sz w:val="22"/>
         </w:rPr>
-        <w:t>そうなの。……そうだったわね。(笑おうとして、目が、潤む)お手紙の字が、立派になったから、背も、そうなのかと。</w:t>
+        <w:t>そうなの。……そうだったわね。(笑おうとして、目が潤む)お手紙の字が立派になったから、背もそうなのかと。</w:t>
       </w:r>
     </w:p>
     <w:p>
@@ -1887,7 +1887,7 @@
           <w:i w:val="0"/>
           <w:sz w:val="22"/>
         </w:rPr>
-        <w:t>手紙は、全部、読みました。……返事を、ほとんど書かなくて、すみません。</w:t>
+        <w:t>手紙は全部、読みました。……返事をほとんど書かなくて、すみません。</w:t>
       </w:r>
     </w:p>
     <w:p>
@@ -1910,7 +1910,7 @@
           <w:i w:val="0"/>
           <w:sz w:val="22"/>
         </w:rPr>
-        <w:t>いいのよ。(首を振る)あなたの便りは、桐生先生が、いつも「お元気ですよ」って、書いてくださったから。</w:t>
+        <w:t>いいのよ。(首を振る)あなたの便りは桐生先生がいつも「お元気ですよ」って書いてくださったから。</w:t>
       </w:r>
     </w:p>
     <w:p>
@@ -1966,7 +1966,7 @@
           <w:i w:val="0"/>
           <w:sz w:val="22"/>
         </w:rPr>
-        <w:t>あら。内緒だったの。でも、もう、時効ね。桐生先生、年に二回、必ず、お便りをくださったの。お正月と、お盆の前に。「真壁くんは、今年も、茶を飲んでいます」って。</w:t>
+        <w:t>あら。内緒だったの。でも、もう時効ね。桐生先生、年に二回、必ずお便りをくださったの。お正月とお盆の前に。「真壁くんは今年も、茶を飲んでいます」って。</w:t>
       </w:r>
     </w:p>
     <w:p>
@@ -1981,7 +1981,7 @@
           <w:color w:val="555555"/>
           <w:sz w:val="22"/>
         </w:rPr>
-        <w:t>(遼は、言葉を失い、玄関の三和土を見つめる。)</w:t>
+        <w:t>(遼は言葉を失い、玄関の三和土を見つめる。)</w:t>
       </w:r>
     </w:p>
     <w:p>
@@ -2004,7 +2004,7 @@
           <w:i w:val="0"/>
           <w:sz w:val="22"/>
         </w:rPr>
-        <w:t>……先生は、そういうことを、一言も。</w:t>
+        <w:t>……先生はそういうことを一言も。</w:t>
       </w:r>
     </w:p>
     <w:p>
@@ -2050,7 +2050,7 @@
           <w:i w:val="0"/>
           <w:sz w:val="22"/>
         </w:rPr>
-        <w:t>私は、車で、お待ちいたします。</w:t>
+        <w:t>私は車でお待ちいたします。</w:t>
       </w:r>
     </w:p>
     <w:p>
@@ -2073,7 +2073,7 @@
           <w:i w:val="0"/>
           <w:sz w:val="22"/>
         </w:rPr>
-        <w:t>駄目。今日は、あなたも、お客様。</w:t>
+        <w:t>駄目。今日はあなたも、お客様。</w:t>
       </w:r>
     </w:p>
     <w:p>
@@ -2119,7 +2119,7 @@
           <w:i w:val="0"/>
           <w:sz w:val="22"/>
         </w:rPr>
-        <w:t>十七年前、あなたが玄関で、一人で、あの子を見送ったでしょう。今日は、一緒に、迎えて。</w:t>
+        <w:t>十七年前、あなたが玄関で一人であの子を見送ったでしょう。今日は一緒に迎えて。</w:t>
       </w:r>
     </w:p>
     <w:p>
@@ -2134,7 +2134,7 @@
           <w:color w:val="555555"/>
           <w:sz w:val="22"/>
         </w:rPr>
-        <w:t>(榊は、しばらく動かない。やがて、深く頭を下げる。)</w:t>
+        <w:t>(榊はしばらく動かない。やがて深く頭を下げる。)</w:t>
       </w:r>
     </w:p>
     <w:p>
@@ -2172,7 +2172,7 @@
           <w:color w:val="555555"/>
           <w:sz w:val="22"/>
         </w:rPr>
-        <w:t>(遼が、靴を脱ぐ。玄関の上がりかまちに、見覚えのある、小さな傘立て。子どもの頃の、黄色い傘が、一本、まだ入っている。)</w:t>
+        <w:t>(遼が靴を脱ぐ。玄関の上がりかまちに、見覚えのある、小さな傘立て。子どもの頃の黄色い傘が一本、まだ入っている。)</w:t>
       </w:r>
     </w:p>
     <w:p>
@@ -2243,7 +2243,7 @@
           <w:color w:val="555555"/>
           <w:sz w:val="22"/>
         </w:rPr>
-        <w:t>(遼が、傘の柄に、指先を触れる。何も言わない。澄子が、スリッパを、揃える。)</w:t>
+        <w:t>(遼が傘の柄に指先を触れる。何も言わない。澄子がスリッパを揃える。)</w:t>
       </w:r>
     </w:p>
     <w:p>
@@ -2266,7 +2266,7 @@
           <w:i w:val="0"/>
           <w:sz w:val="22"/>
         </w:rPr>
-        <w:t>さあ、どうぞ。お父さん、さっきから、居間と書斎を、三回、往復してるの。</w:t>
+        <w:t>さあ、どうぞ。お父さん、さっきから居間と書斎を三回往復してるの。</w:t>
       </w:r>
     </w:p>
     <w:p>
@@ -2312,7 +2312,7 @@
           <w:i w:val="0"/>
           <w:sz w:val="22"/>
         </w:rPr>
-        <w:t>四回目には、座ると思うわ。</w:t>
+        <w:t>四回目には座ると思うわ。</w:t>
       </w:r>
     </w:p>
     <w:p>
@@ -2342,7 +2342,7 @@
           <w:color w:val="555555"/>
           <w:sz w:val="22"/>
         </w:rPr>
-        <w:t>(午後1時15分。居間。畳の上に、座卓。床の間の脇の棚に、額が一つ。白黒の写真。モーニング姿の、骨張った老人。その下に、墨で書かれた短冊が、立てかけられている。遼が、座卓の向かい側に、正座する。榊は、襖の近くに、座る。)</w:t>
+        <w:t>(午後1時15分。居間。畳の上に座卓。床の間の脇の棚に額が一つ。白黒の写真。モーニング姿の骨張った老人。その下に墨で書かれた短冊が立てかけられている。遼が座卓の向かい側に正座する。榊は襖の近くに座る。)</w:t>
       </w:r>
     </w:p>
     <w:p>
@@ -2388,7 +2388,7 @@
           <w:i w:val="0"/>
           <w:sz w:val="22"/>
         </w:rPr>
-        <w:t>母さん。僕が、淹れます。今日は、そういう約束なので。</w:t>
+        <w:t>母さん。僕が淹れます。今日はそういう約束なので。</w:t>
       </w:r>
     </w:p>
     <w:p>
@@ -2411,7 +2411,7 @@
           <w:i w:val="0"/>
           <w:sz w:val="22"/>
         </w:rPr>
-        <w:t>……そう。じゃあ、台所、案内するわね。</w:t>
+        <w:t>……そう。じゃあ台所、案内するわね。</w:t>
       </w:r>
     </w:p>
     <w:p>
@@ -2426,7 +2426,7 @@
           <w:color w:val="555555"/>
           <w:sz w:val="22"/>
         </w:rPr>
-        <w:t>(その前に、遼は、棚の額に、目を向ける。)</w:t>
+        <w:t>(その前に遼は棚の額に目を向ける。)</w:t>
       </w:r>
     </w:p>
     <w:p>
@@ -2472,7 +2472,7 @@
           <w:i w:val="0"/>
           <w:sz w:val="22"/>
         </w:rPr>
-        <w:t>初代は、こんな顔よ。あなたが三つのときに亡くなったから、覚えてないでしょうけど。膝に、あなたを乗せて、将棋の駒を、並べさせてたのよ。「この子は、手が長い」って。</w:t>
+        <w:t>初代はこんな顔よ。あなたが三つのときに亡くなったから、覚えてないでしょうけど。膝にあなたを乗せて、将棋の駒を並べさせてたのよ。「この子は手が長い」って。</w:t>
       </w:r>
     </w:p>
     <w:p>
@@ -2505,7 +2505,7 @@
           <w:i w:val="0"/>
           <w:sz w:val="22"/>
         </w:rPr>
-        <w:t>……手が、長い。</w:t>
+        <w:t>……手が長い。</w:t>
       </w:r>
     </w:p>
     <w:p>
@@ -2551,7 +2551,7 @@
           <w:i w:val="0"/>
           <w:sz w:val="22"/>
         </w:rPr>
-        <w:t>はい。権之助先生と、同じです。</w:t>
+        <w:t>はい。権之助先生と同じです。</w:t>
       </w:r>
     </w:p>
     <w:p>
@@ -2566,7 +2566,7 @@
           <w:color w:val="555555"/>
           <w:sz w:val="22"/>
         </w:rPr>
-        <w:t>(襖が開く。功が、立っている。グレーのカーディガン。ネクタイは、なし。髪は、白。以前より、頬が、こけている。立ったまま、動かない。)</w:t>
+        <w:t>(襖が開く。功が立っている。グレーのカーディガン。ネクタイはなし。髪は白。以前より頬がこけている。立ったまま、動かない。)</w:t>
       </w:r>
     </w:p>
     <w:p>
@@ -2636,7 +2636,7 @@
           <w:color w:val="555555"/>
           <w:sz w:val="22"/>
         </w:rPr>
-        <w:t>(座卓に近づき、腰を下ろす。座り方が、少し、ぎこちない)</w:t>
+        <w:t>(座卓に近づき、腰を下ろす。座り方が少しぎこちない)</w:t>
       </w:r>
       <w:r>
         <w:rPr>
@@ -2668,7 +2668,7 @@
           <w:i w:val="0"/>
           <w:sz w:val="22"/>
         </w:rPr>
-        <w:t>特急で、二時間です。</w:t>
+        <w:t>特急で二時間です。</w:t>
       </w:r>
     </w:p>
     <w:p>
@@ -2706,7 +2706,7 @@
           <w:color w:val="555555"/>
           <w:sz w:val="22"/>
         </w:rPr>
-        <w:t>(沈黙。澄子が、盆を持って、台所から出てこようとして、足を止める。榊が、咳払いをひとつ、飲み込む。)</w:t>
+        <w:t>(沈黙。澄子が盆を持って、台所から出てこようとして、足を止める。榊が咳払いをひとつ、飲み込む。)</w:t>
       </w:r>
     </w:p>
     <w:p>
@@ -2790,7 +2790,7 @@
           <w:color w:val="555555"/>
           <w:sz w:val="22"/>
         </w:rPr>
-        <w:t>(功が、棚の写真に、ちらりと目をやる。)</w:t>
+        <w:t>(功が棚の写真にちらりと目をやる。)</w:t>
       </w:r>
     </w:p>
     <w:p>
@@ -2805,7 +2805,7 @@
           <w:color w:val="555555"/>
           <w:sz w:val="22"/>
         </w:rPr>
-        <w:t>(間。功が、座卓の上の、自分の湯呑みの縁を、指でなぞる。)</w:t>
+        <w:t>(間。功が座卓の上の自分の湯呑みの縁を指でなぞる。)</w:t>
       </w:r>
     </w:p>
     <w:p>
@@ -2828,7 +2828,7 @@
           <w:i w:val="0"/>
           <w:sz w:val="22"/>
         </w:rPr>
-        <w:t>判決は、読んだ。</w:t>
+        <w:t>判決は読んだ。</w:t>
       </w:r>
     </w:p>
     <w:p>
@@ -2851,7 +2851,7 @@
           <w:i w:val="0"/>
           <w:sz w:val="22"/>
         </w:rPr>
-        <w:t>はい。速達で、拝見しました。</w:t>
+        <w:t>はい。速達で拝見しました。</w:t>
       </w:r>
     </w:p>
     <w:p>
@@ -2874,7 +2874,7 @@
           <w:i w:val="0"/>
           <w:sz w:val="22"/>
         </w:rPr>
-        <w:t>……「国の部分は、私の仕事だ」と書いた。</w:t>
+        <w:t>……「国の部分は私の仕事だ」と書いた。</w:t>
       </w:r>
     </w:p>
     <w:p>
@@ -2897,7 +2897,7 @@
           <w:i w:val="0"/>
           <w:sz w:val="22"/>
         </w:rPr>
-        <w:t>先生……父さんは、あの一行で、何を。</w:t>
+        <w:t>先生……父さんはあの一行で何を。</w:t>
       </w:r>
     </w:p>
     <w:p>
@@ -2920,7 +2920,7 @@
           <w:i w:val="0"/>
           <w:sz w:val="22"/>
         </w:rPr>
-        <w:t>説明は、しない。</w:t>
+        <w:t>説明はしない。</w:t>
       </w:r>
     </w:p>
     <w:p>
@@ -2967,16 +2967,16 @@
           <w:color w:val="555555"/>
           <w:sz w:val="22"/>
         </w:rPr>
-        <w:t>(少し、間を置いて)</w:t>
-      </w:r>
-      <w:r>
-        <w:rPr>
-          <w:rFonts w:ascii="Times New Roman" w:hAnsi="Times New Roman" w:eastAsia="Malgun Gothic"/>
-          <w:b w:val="0"/>
-          <w:i w:val="0"/>
-          <w:sz w:val="22"/>
-        </w:rPr>
-        <w:t>する資格が、あるかどうか、分からん。</w:t>
+        <w:t>(少し間を置いて)</w:t>
+      </w:r>
+      <w:r>
+        <w:rPr>
+          <w:rFonts w:ascii="Times New Roman" w:hAnsi="Times New Roman" w:eastAsia="Malgun Gothic"/>
+          <w:b w:val="0"/>
+          <w:i w:val="0"/>
+          <w:sz w:val="22"/>
+        </w:rPr>
+        <w:t>する資格があるかどうか、分からん。</w:t>
       </w:r>
     </w:p>
     <w:p>
@@ -2991,7 +2991,7 @@
           <w:color w:val="555555"/>
           <w:sz w:val="22"/>
         </w:rPr>
-        <w:t>(遼は、うなずく。それ以上、訊かない。台所から、澄子が、そっと声をかける。)</w:t>
+        <w:t>(遼はうなずく。それ以上、訊かない。台所から、澄子がそっと声をかける。)</w:t>
       </w:r>
     </w:p>
     <w:p>
@@ -3014,7 +3014,7 @@
           <w:i w:val="0"/>
           <w:sz w:val="22"/>
         </w:rPr>
-        <w:t>遼。やかん、火にかけたわ。</w:t>
+        <w:t>遼。やかん火にかけたわ。</w:t>
       </w:r>
     </w:p>
     <w:p>
@@ -3037,7 +3037,7 @@
           <w:i w:val="0"/>
           <w:sz w:val="22"/>
         </w:rPr>
-        <w:t>今、行きます。(立ち上がる。功を見て)父さん。お茶は、緑茶しか、飲まないと、聞きました。</w:t>
+        <w:t>今、行きます。(立ち上がる。功を見て)父さん。お茶は緑茶しか飲まないと聞きました。</w:t>
       </w:r>
     </w:p>
     <w:p>
@@ -3149,7 +3149,7 @@
           <w:i w:val="0"/>
           <w:sz w:val="22"/>
         </w:rPr>
-        <w:t>余計なことが、私の取り柄ですから。</w:t>
+        <w:t>余計なことが私の取り柄ですから。</w:t>
       </w:r>
     </w:p>
     <w:p>
@@ -3164,7 +3164,7 @@
           <w:color w:val="555555"/>
           <w:sz w:val="22"/>
         </w:rPr>
-        <w:t>(功が、ふっと、視線を逸らす。口の端が、わずかに動く。笑いに、なるか、ならないかの、ところで、止まる。)</w:t>
+        <w:t>(功がふっと視線を逸らす。口の端がわずかに動く。笑いになるかならないかのところで止まる。)</w:t>
       </w:r>
     </w:p>
     <w:p>
@@ -3194,7 +3194,7 @@
           <w:color w:val="555555"/>
           <w:sz w:val="22"/>
         </w:rPr>
-        <w:t>(午後1時40分。台所。流しの脇に、使い込まれた土鍋と、やかん。換気扇の下に、ガスこんろ。遼が、風呂敷から小さな焙烙と茶缶を出す。澄子が、換気扇のスイッチの前で、手を宙に浮かせている。)</w:t>
+        <w:t>(午後1時40分。台所。流しの脇に使い込まれた土鍋とやかん。換気扇の下にガスこんろ。遼が風呂敷から小さな焙烙と茶缶を出す。澄子が換気扇のスイッチの前で、手を宙に浮かせている。)</w:t>
       </w:r>
     </w:p>
     <w:p>
@@ -3240,7 +3240,7 @@
           <w:i w:val="0"/>
           <w:sz w:val="22"/>
         </w:rPr>
-        <w:t>回すと、煙が、吸われてしまいます。一本だけ、見たいので。</w:t>
+        <w:t>回すと煙が吸われてしまいます。一本だけ、見たいので。</w:t>
       </w:r>
     </w:p>
     <w:p>
@@ -3263,7 +3263,7 @@
           <w:i w:val="0"/>
           <w:sz w:val="22"/>
         </w:rPr>
-        <w:t>煙を、見るの?</w:t>
+        <w:t>煙を見るの?</w:t>
       </w:r>
     </w:p>
     <w:p>
@@ -3286,7 +3286,7 @@
           <w:i w:val="0"/>
           <w:sz w:val="22"/>
         </w:rPr>
-        <w:t>煙が一本上がったら、火を止めるんです。それが、先生の、教えでした。</w:t>
+        <w:t>煙が一本上がったら、火を止めるんです。それが先生の教えでした。</w:t>
       </w:r>
     </w:p>
     <w:p>
@@ -3332,7 +3332,7 @@
           <w:i w:val="0"/>
           <w:sz w:val="22"/>
         </w:rPr>
-        <w:t>はい。(缶から、茶葉を焙烙に移す)母さん、今、ガスの火、いちばん弱くして、ください。</w:t>
+        <w:t>はい。(缶から、茶葉を焙烙に移す)母さん、今、ガスの火をいちばん弱くしてください。</w:t>
       </w:r>
     </w:p>
     <w:p>
@@ -3347,7 +3347,7 @@
           <w:color w:val="555555"/>
           <w:sz w:val="22"/>
         </w:rPr>
-        <w:t>(澄子が、つまみを、ほんの少し回す。青い火が、小さく立つ。遼が、焙烙を火にかけ、静かに揺する。台所に、青い茶の匂いが、少しずつ、香ばしいものに、変わっていく。)</w:t>
+        <w:t>(澄子がつまみをほんの少し回す。青い火が小さく立つ。遼が焙烙を火にかけ、静かに揺する。台所に青い茶の匂いが少しずつ香ばしいものに変わっていく。)</w:t>
       </w:r>
     </w:p>
     <w:p>
@@ -3393,7 +3393,7 @@
           <w:i w:val="0"/>
           <w:sz w:val="22"/>
         </w:rPr>
-        <w:t>緑茶の葉を、強火で炒ったら、ほうじ茶になります。同じ葉です。</w:t>
+        <w:t>緑茶の葉を強火で炒ったら、ほうじ茶になります。同じ葉です。</w:t>
       </w:r>
     </w:p>
     <w:p>
@@ -3416,7 +3416,7 @@
           <w:i w:val="0"/>
           <w:sz w:val="22"/>
         </w:rPr>
-        <w:t>お父さんと、あなたみたい、ね。</w:t>
+        <w:t>お父さんとあなたみたいね。</w:t>
       </w:r>
     </w:p>
     <w:p>
@@ -3477,7 +3477,7 @@
           <w:color w:val="555555"/>
           <w:sz w:val="22"/>
         </w:rPr>
-        <w:t>(襖のあたりで、床のきしむ音。功が、台所の入口に立っている。何も言わずに、遼の手元を見ている。)</w:t>
+        <w:t>(襖のあたりで床のきしむ音。功が台所の入口に立っている。何も言わずに遼の手元を見ている。)</w:t>
       </w:r>
     </w:p>
     <w:p>
@@ -3500,7 +3500,7 @@
           <w:i w:val="0"/>
           <w:sz w:val="22"/>
         </w:rPr>
-        <w:t>……煙は、まだか。</w:t>
+        <w:t>……煙はまだか。</w:t>
       </w:r>
     </w:p>
     <w:p>
@@ -3546,7 +3546,7 @@
           <w:i w:val="0"/>
           <w:sz w:val="22"/>
         </w:rPr>
-        <w:t>見ていて、いいか。</w:t>
+        <w:t>見ていていいか。</w:t>
       </w:r>
     </w:p>
     <w:p>
@@ -3584,7 +3584,7 @@
           <w:color w:val="555555"/>
           <w:sz w:val="22"/>
         </w:rPr>
-        <w:t>(三人が、黙って、焙烙の上を見つめる。茶葉が、少しずつ、茶色に変わる。やがて、一筋の細い煙が、すうっと、上がる。)</w:t>
+        <w:t>(三人が黙って、焙烙の上を見つめる。茶葉が少しずつ茶色に変わる。やがて一筋の細い煙がすうっと上がる。)</w:t>
       </w:r>
     </w:p>
     <w:p>
@@ -3622,7 +3622,7 @@
           <w:color w:val="555555"/>
           <w:sz w:val="22"/>
         </w:rPr>
-        <w:t>(遼が、火を止める。焙烙を、濡れ布巾の上に置く。)</w:t>
+        <w:t>(遼が火を止める。焙烙を濡れ布巾の上に置く。)</w:t>
       </w:r>
     </w:p>
     <w:p>
@@ -3691,7 +3691,7 @@
           <w:i w:val="0"/>
           <w:sz w:val="22"/>
         </w:rPr>
-        <w:t>……父も、よく、そう言った。火を止めるのは、一本目だ、と。</w:t>
+        <w:t>……父も、よくそう言った。火を止めるのは一本目だ、と。</w:t>
       </w:r>
     </w:p>
     <w:p>
@@ -3737,7 +3737,7 @@
           <w:i w:val="0"/>
           <w:sz w:val="22"/>
         </w:rPr>
-        <w:t>茶ではない。選挙だ。(間)勝てそうな気がしたら、そこで、一度、手を止めろ、と。</w:t>
+        <w:t>茶ではない。選挙だ。(間)勝てそうな気がしたら、そこで一度手を止めろ、と。</w:t>
       </w:r>
     </w:p>
     <w:p>
@@ -3770,7 +3770,7 @@
           <w:i w:val="0"/>
           <w:sz w:val="22"/>
         </w:rPr>
-        <w:t>初代は、いつも、言葉が、足りなかったの。</w:t>
+        <w:t>初代はいつも言葉が足りなかったの。</w:t>
       </w:r>
     </w:p>
     <w:p>
@@ -3816,7 +3816,7 @@
           <w:i w:val="0"/>
           <w:sz w:val="22"/>
         </w:rPr>
-        <w:t>足りませんでした。あなたと、同じで。</w:t>
+        <w:t>足りませんでした。あなたと同じで。</w:t>
       </w:r>
     </w:p>
     <w:p>
@@ -3831,7 +3831,7 @@
           <w:color w:val="555555"/>
           <w:sz w:val="22"/>
         </w:rPr>
-        <w:t>(功は、返さない。急須に、茶葉を移す遼の手を、じっと、見ている。遼が、鉄瓶ではなく、澄子のやかんの湯を、急須に注ぐ。)</w:t>
+        <w:t>(功は返さない。急須に茶葉を移す遼の手をじっと見ている。遼が鉄瓶ではなく、澄子のやかんの湯を急須に注ぐ。)</w:t>
       </w:r>
     </w:p>
     <w:p>
@@ -3854,7 +3854,7 @@
           <w:i w:val="0"/>
           <w:sz w:val="22"/>
         </w:rPr>
-        <w:t>少し、待ちます。</w:t>
+        <w:t>少し待ちます。</w:t>
       </w:r>
     </w:p>
     <w:p>
@@ -3946,7 +3946,7 @@
           <w:i w:val="0"/>
           <w:sz w:val="22"/>
         </w:rPr>
-        <w:t>十七年よりは、短いです。</w:t>
+        <w:t>十七年よりは短いです。</w:t>
       </w:r>
     </w:p>
     <w:p>
@@ -3961,7 +3961,7 @@
           <w:color w:val="555555"/>
           <w:sz w:val="22"/>
         </w:rPr>
-        <w:t>(功が、息を止める。澄子が、手に持った布巾を、握りしめる。それから、功が、ほんのかすかに、うなずく。)</w:t>
+        <w:t>(功が息を止める。澄子が手に持った布巾を握りしめる。それから、功がほんのかすかにうなずく。)</w:t>
       </w:r>
     </w:p>
     <w:p>
@@ -4014,7 +4014,7 @@
           <w:color w:val="555555"/>
           <w:sz w:val="22"/>
         </w:rPr>
-        <w:t>(午後2時。居間。座卓の上に、湯呑みが三つ。功、澄子、榊の分は、別の盆。遼は、急須を持って、座卓の脇に、膝をついている。)</w:t>
+        <w:t>(午後2時。居間。座卓の上に湯呑みが三つ。功、澄子、榊の分は別の盆。遼は急須を持って、座卓の脇に膝をついている。)</w:t>
       </w:r>
     </w:p>
     <w:p>
@@ -4037,7 +4037,7 @@
           <w:i w:val="0"/>
           <w:sz w:val="22"/>
         </w:rPr>
-        <w:t>先に、母さんから。</w:t>
+        <w:t>先に母さんから。</w:t>
       </w:r>
     </w:p>
     <w:p>
@@ -4083,7 +4083,7 @@
           <w:i w:val="0"/>
           <w:sz w:val="22"/>
         </w:rPr>
-        <w:t>事務所の決まりで、一番長く待った方から、一杯目を出します。……母さんが、一番長かったと思うので。</w:t>
+        <w:t>事務所の決まりで一番長く待った方から、一杯目を出します。……母さんが一番長かったと思うので。</w:t>
       </w:r>
     </w:p>
     <w:p>
@@ -4116,7 +4116,7 @@
           <w:i w:val="0"/>
           <w:sz w:val="22"/>
         </w:rPr>
-        <w:t>順番は、私が先ではないのか。</w:t>
+        <w:t>順番は私が先ではないのか。</w:t>
       </w:r>
     </w:p>
     <w:p>
@@ -4139,7 +4139,7 @@
           <w:i w:val="0"/>
           <w:sz w:val="22"/>
         </w:rPr>
-        <w:t>ここでは、待った順です。</w:t>
+        <w:t>ここでは待った順です。</w:t>
       </w:r>
     </w:p>
     <w:p>
@@ -4177,7 +4177,7 @@
           <w:color w:val="555555"/>
           <w:sz w:val="22"/>
         </w:rPr>
-        <w:t>(遼が、最初の湯呑みを、澄子の前に置く。澄子が、両手で、包む。)</w:t>
+        <w:t>(遼が最初の湯呑みを澄子の前に置く。澄子が両手で包む。)</w:t>
       </w:r>
     </w:p>
     <w:p>
@@ -4200,7 +4200,7 @@
           <w:i w:val="0"/>
           <w:sz w:val="22"/>
         </w:rPr>
-        <w:t>……あったかい。(一口。目を閉じる)……ほうじ茶の、味。昔、あなたが、熱を出したとき、私が、炒ってあげたの。覚えてる?</w:t>
+        <w:t>……あったかい。(一口。目を閉じる)……ほうじ茶の味。昔、あなたが熱を出したとき、私が炒ってあげたの。覚えてる?</w:t>
       </w:r>
     </w:p>
     <w:p>
@@ -4246,7 +4246,7 @@
           <w:i w:val="0"/>
           <w:sz w:val="22"/>
         </w:rPr>
-        <w:t>そうね。五つのときよ。(目を開ける)でも、それで、いいの。私が、覚えているから。</w:t>
+        <w:t>そうね。五つのときよ。(目を開ける)でもそれでいいの。私が覚えているから。</w:t>
       </w:r>
     </w:p>
     <w:p>
@@ -4261,7 +4261,7 @@
           <w:color w:val="555555"/>
           <w:sz w:val="22"/>
         </w:rPr>
-        <w:t>(遼が、二つ目の湯呑みを、功の前に置く。功は、すぐに、手を出さない。しばらく、湯呑みの中の、琥珀色を見ている。)</w:t>
+        <w:t>(遼が二つ目の湯呑みを功の前に置く。功はすぐに手を出さない。しばらく湯呑みの中の琥珀色を見ている。)</w:t>
       </w:r>
     </w:p>
     <w:p>
@@ -4368,7 +4368,7 @@
           <w:color w:val="555555"/>
           <w:sz w:val="22"/>
         </w:rPr>
-        <w:t>(功が、湯呑みを、持ち上げる。ゆっくり、口をつける。一口。)</w:t>
+        <w:t>(功が湯呑みを持ち上げる。ゆっくり口をつける。一口。)</w:t>
       </w:r>
     </w:p>
     <w:p>
@@ -4401,7 +4401,7 @@
           <w:i w:val="0"/>
           <w:sz w:val="22"/>
         </w:rPr>
-        <w:t>……旨い、と、思う。</w:t>
+        <w:t>……旨い、と思う。</w:t>
       </w:r>
     </w:p>
     <w:p>
@@ -4462,7 +4462,7 @@
           <w:color w:val="555555"/>
           <w:sz w:val="22"/>
         </w:rPr>
-        <w:t>(澄子が、目を伏せて、微笑む。榊が、自分の湯呑みを、見つめたまま、小さく、息を飲む。)</w:t>
+        <w:t>(澄子が目を伏せて、微笑む。榊が自分の湯呑みを見つめたまま、小さく息を飲む。)</w:t>
       </w:r>
     </w:p>
     <w:p>
@@ -4485,7 +4485,7 @@
           <w:i w:val="0"/>
           <w:sz w:val="22"/>
         </w:rPr>
-        <w:t>一杯だけ、だ。</w:t>
+        <w:t>一杯だけだ。</w:t>
       </w:r>
     </w:p>
     <w:p>
@@ -4508,7 +4508,7 @@
           <w:i w:val="0"/>
           <w:sz w:val="22"/>
         </w:rPr>
-        <w:t>はい。一杯で、結構です。</w:t>
+        <w:t>はい。一杯で結構です。</w:t>
       </w:r>
     </w:p>
     <w:p>
@@ -4531,7 +4531,7 @@
           <w:i w:val="0"/>
           <w:sz w:val="22"/>
         </w:rPr>
-        <w:t>……そうは、言ったが。</w:t>
+        <w:t>……そうは言ったが。</w:t>
       </w:r>
     </w:p>
     <w:p>
@@ -4546,7 +4546,7 @@
           <w:color w:val="555555"/>
           <w:sz w:val="22"/>
         </w:rPr>
-        <w:t>(功が、湯呑みを、座卓に置く。ほとんど、飲み干している。)</w:t>
+        <w:t>(功が湯呑みを座卓に置く。ほとんど飲み干している。)</w:t>
       </w:r>
     </w:p>
     <w:p>
@@ -4569,7 +4569,7 @@
           <w:i w:val="0"/>
           <w:sz w:val="22"/>
         </w:rPr>
-        <w:t>遼。(急須を指して)もう一杯、お父さんに、いかが?</w:t>
+        <w:t>遼。(急須を指して)もう一杯、お父さんにいかが?</w:t>
       </w:r>
     </w:p>
     <w:p>
@@ -4592,7 +4592,7 @@
           <w:i w:val="0"/>
           <w:sz w:val="22"/>
         </w:rPr>
-        <w:t>父さんが、「一杯だけだ」と言ったので。</w:t>
+        <w:t>父さんが「一杯だけだ」と言ったので。</w:t>
       </w:r>
     </w:p>
     <w:p>
@@ -4615,7 +4615,7 @@
           <w:i w:val="0"/>
           <w:sz w:val="22"/>
         </w:rPr>
-        <w:t>お父さんは、ときどき、自分が言ったことを、忘れるの。</w:t>
+        <w:t>お父さんはときどき、自分が言ったことを忘れるの。</w:t>
       </w:r>
     </w:p>
     <w:p>
@@ -4638,7 +4638,7 @@
           <w:i w:val="0"/>
           <w:sz w:val="22"/>
         </w:rPr>
-        <w:t>……忘れては、いない。</w:t>
+        <w:t>……忘れてはいない。</w:t>
       </w:r>
     </w:p>
     <w:p>
@@ -4661,7 +4661,7 @@
           <w:i w:val="0"/>
           <w:sz w:val="22"/>
         </w:rPr>
-        <w:t>じゃあ、お代わりは、いらない?</w:t>
+        <w:t>じゃあ、お代わりはいらない?</w:t>
       </w:r>
     </w:p>
     <w:p>
@@ -4676,7 +4676,7 @@
           <w:color w:val="555555"/>
           <w:sz w:val="22"/>
         </w:rPr>
-        <w:t>(沈黙。功の、湯呑みを持つ指が、わずかに動く。)</w:t>
+        <w:t>(沈黙。功の湯呑みを持つ指がわずかに動く。)</w:t>
       </w:r>
     </w:p>
     <w:p>
@@ -4714,7 +4714,7 @@
           <w:color w:val="555555"/>
           <w:sz w:val="22"/>
         </w:rPr>
-        <w:t>(遼が、静かに、二杯目を注ぐ。注ぎ終わると、急須を置く。遼の手が、わずかに、震えている。誰も、それに、触れない。)</w:t>
+        <w:t>(遼が静かに二杯目を注ぐ。注ぎ終わると急須を置く。遼の手がわずかに震えている。誰もそれに触れない。)</w:t>
       </w:r>
     </w:p>
     <w:p>
@@ -4747,7 +4747,7 @@
           <w:i w:val="0"/>
           <w:sz w:val="22"/>
         </w:rPr>
-        <w:t>栗饅頭が、あるの。お父さんが、昨日、駅前の和菓子屋で、買ってきたのよ。</w:t>
+        <w:t>栗饅頭があるの。お父さんが昨日、駅前の和菓子屋で買ってきたのよ。</w:t>
       </w:r>
     </w:p>
     <w:p>
@@ -4793,7 +4793,7 @@
           <w:i w:val="0"/>
           <w:sz w:val="22"/>
         </w:rPr>
-        <w:t>並んで。日曜日の前の日の、夕方に。</w:t>
+        <w:t>並んで。日曜日の前の日の夕方に。</w:t>
       </w:r>
     </w:p>
     <w:p>
@@ -4826,7 +4826,7 @@
           <w:i w:val="0"/>
           <w:sz w:val="22"/>
         </w:rPr>
-        <w:t>余計なことを、言うな。</w:t>
+        <w:t>余計なことを言うな。</w:t>
       </w:r>
     </w:p>
     <w:p>
@@ -4849,7 +4849,7 @@
           <w:i w:val="0"/>
           <w:sz w:val="22"/>
         </w:rPr>
-        <w:t>黙っています。(盆の上に、栗饅頭を二つ、載せる)ひとつ、あなたに。ひとつは、私に。お父さんは、お医者様に、甘いものを控えるように、言われているから。</w:t>
+        <w:t>黙っています。(盆の上に栗饅頭を二つ、載せる)ひとつあなたに。ひとつは私に。お父さんはお医者様に甘いものを控えるように言われているから。</w:t>
       </w:r>
     </w:p>
     <w:p>
@@ -4882,7 +4882,7 @@
           <w:i w:val="0"/>
           <w:sz w:val="22"/>
         </w:rPr>
-        <w:t>……控える、ですか。どこか、お悪いんですか。</w:t>
+        <w:t>……控える、ですか。どこかお悪いんですか。</w:t>
       </w:r>
     </w:p>
     <w:p>
@@ -4928,7 +4928,7 @@
           <w:i w:val="0"/>
           <w:sz w:val="22"/>
         </w:rPr>
-        <w:t>少し、胃を、ね。検査の結果は、まだ。</w:t>
+        <w:t>少し、胃をね。検査の結果はまだ。</w:t>
       </w:r>
     </w:p>
     <w:p>
@@ -4966,7 +4966,7 @@
           <w:color w:val="555555"/>
           <w:sz w:val="22"/>
         </w:rPr>
-        <w:t>(遼は、功を、しばらく見る。それから、饅頭を、半分に割る。)</w:t>
+        <w:t>(遼は功をしばらく見る。それから、饅頭を半分に割る。)</w:t>
       </w:r>
     </w:p>
     <w:p>
@@ -4989,7 +4989,7 @@
           <w:i w:val="0"/>
           <w:sz w:val="22"/>
         </w:rPr>
-        <w:t>栗の、匂いがします。</w:t>
+        <w:t>栗の匂いがします。</w:t>
       </w:r>
     </w:p>
     <w:p>
@@ -5004,7 +5004,7 @@
           <w:color w:val="555555"/>
           <w:sz w:val="22"/>
         </w:rPr>
-        <w:t>(澄子が、饅頭を、一口食べて、ふっと、棚の写真に、目を向ける。)</w:t>
+        <w:t>(澄子が饅頭を一口食べて、ふっと棚の写真に目を向ける。)</w:t>
       </w:r>
     </w:p>
     <w:p>
@@ -5042,7 +5042,7 @@
           <w:color w:val="555555"/>
           <w:sz w:val="22"/>
         </w:rPr>
-        <w:t>(榊が、はっとして、顔を上げる。功が、澄子を、見る。)</w:t>
+        <w:t>(榊がはっとして、顔を上げる。功が澄子を見る。)</w:t>
       </w:r>
     </w:p>
     <w:p>
@@ -5088,7 +5088,7 @@
           <w:i w:val="0"/>
           <w:sz w:val="22"/>
         </w:rPr>
-        <w:t>山上憶良の歌。万葉集の。……初代が、この家の書斎に、掛け軸を、掛けていたの。「子等を思ふ歌」。あなたが、この家にいた頃、毎年、お正月に、書斎で、読んでもらったでしょう。</w:t>
+        <w:t>山上憶良の歌。万葉集の。……初代がこの家の書斎に掛け軸を掛けていたの。「子等を思ふ歌」。あなたがこの家にいた頃、毎年お正月に書斎で読んでもらったでしょう。</w:t>
       </w:r>
     </w:p>
     <w:p>
@@ -5111,7 +5111,7 @@
           <w:i w:val="0"/>
           <w:sz w:val="22"/>
         </w:rPr>
-        <w:t>……覚えています。意味は、分からなかったけれど。</w:t>
+        <w:t>……覚えています。意味は分からなかったけれど。</w:t>
       </w:r>
     </w:p>
     <w:p>
@@ -5149,7 +5149,7 @@
           <w:color w:val="555555"/>
           <w:sz w:val="22"/>
         </w:rPr>
-        <w:t>(功が、湯呑みを、座卓に置く。わずかに、手が、鳴る。)</w:t>
+        <w:t>(功が湯呑みを座卓に置く。わずかに湯呑みが鳴る。)</w:t>
       </w:r>
     </w:p>
     <w:p>
@@ -5187,7 +5187,7 @@
           <w:color w:val="555555"/>
           <w:sz w:val="22"/>
         </w:rPr>
-        <w:t>(遼が、顔を上げる。)</w:t>
+        <w:t>(遼が顔を上げる。)</w:t>
       </w:r>
     </w:p>
     <w:p>
@@ -5233,7 +5233,7 @@
           <w:i w:val="0"/>
           <w:sz w:val="22"/>
         </w:rPr>
-        <w:t>……父さんが、暗唱を。</w:t>
+        <w:t>……父さんが暗唱を。</w:t>
       </w:r>
     </w:p>
     <w:p>
@@ -5256,7 +5256,7 @@
           <w:i w:val="0"/>
           <w:sz w:val="22"/>
         </w:rPr>
-        <w:t>初代に、叩き込まれた。この歌は、父が、私を、見て、一番好きだった歌では、ない。(間)私が、父を、見て、思い出した歌だ。十七年前に。</w:t>
+        <w:t>初代に叩き込まれた。この歌は父が私を見て、一番好きだった歌ではない。(間)私が父を見て、思い出した歌だ。十七年前に。</w:t>
       </w:r>
     </w:p>
     <w:p>
@@ -5271,7 +5271,7 @@
           <w:color w:val="555555"/>
           <w:sz w:val="22"/>
         </w:rPr>
-        <w:t>(誰も、口を、開かない。榊が、膝の上で、手を、強く握っている。)</w:t>
+        <w:t>(誰も口を開かない。榊が膝の上で手を強く握っている。)</w:t>
       </w:r>
     </w:p>
     <w:p>
@@ -5294,7 +5294,7 @@
           <w:i w:val="0"/>
           <w:sz w:val="22"/>
         </w:rPr>
-        <w:t>今日の、栗饅頭は、……。</w:t>
+        <w:t>今日の栗饅頭は、……。</w:t>
       </w:r>
     </w:p>
     <w:p>
@@ -5340,7 +5340,7 @@
           <w:i w:val="0"/>
           <w:sz w:val="22"/>
         </w:rPr>
-        <w:t>偶然ですって。(笑いを、噛み殺す)</w:t>
+        <w:t>偶然ですって。(笑いを噛み殺す)</w:t>
       </w:r>
     </w:p>
     <w:p>
@@ -5370,7 +5370,7 @@
           <w:color w:val="555555"/>
           <w:sz w:val="22"/>
         </w:rPr>
-        <w:t>(午後3時。功の書斎。壁一面の書棚。正面に、掛け軸。「瓜食めば」の墨跡。机の上に、鉄の文鎮。遼が、立って、掛け軸を見ている。功は、椅子に座っている。澄子は、盆を持って、入口に立っている。榊は、廊下で、待っている。)</w:t>
+        <w:t>(午後3時。功の書斎。壁一面の書棚。正面に掛け軸。「瓜食めば」の墨跡。机の上に鉄の文鎮。遼が立って、掛け軸を見ている。功は椅子に座っている。澄子は盆を持って、入口に立っている。榊は廊下で待っている。)</w:t>
       </w:r>
     </w:p>
     <w:p>
@@ -5416,7 +5416,7 @@
           <w:i w:val="0"/>
           <w:sz w:val="22"/>
         </w:rPr>
-        <w:t>初代の字だ。私が、小さい頃から、あった。</w:t>
+        <w:t>初代の字だ。私が小さい頃から、あった。</w:t>
       </w:r>
     </w:p>
     <w:p>
@@ -5477,7 +5477,7 @@
           <w:color w:val="555555"/>
           <w:sz w:val="22"/>
         </w:rPr>
-        <w:t>(沈黙。澄子が、盆を机の端に置く。ほうじ茶の湯呑みが、もう一つ。)</w:t>
+        <w:t>(沈黙。澄子が盆を机の端に置く。ほうじ茶の湯呑みが、もう一つ。)</w:t>
       </w:r>
     </w:p>
     <w:p>
@@ -5546,7 +5546,7 @@
           <w:i w:val="0"/>
           <w:sz w:val="22"/>
         </w:rPr>
-        <w:t>言えないでしょう。あなたは。十七年前と、同じことになるから。</w:t>
+        <w:t>言えないでしょう。あなたは。十七年前と同じことになるから。</w:t>
       </w:r>
     </w:p>
     <w:p>
@@ -5561,7 +5561,7 @@
           <w:color w:val="555555"/>
           <w:sz w:val="22"/>
         </w:rPr>
-        <w:t>(功は、答えない。窓の外の、庭の桜の、散りかけた枝。)</w:t>
+        <w:t>(功は答えない。窓の外の庭の桜の散りかけた枝。)</w:t>
       </w:r>
     </w:p>
     <w:p>
@@ -5584,7 +5584,7 @@
           <w:i w:val="0"/>
           <w:sz w:val="22"/>
         </w:rPr>
-        <w:t>遼。お母さんの、勝手な質問です。怒らないで聞いて。</w:t>
+        <w:t>遼。お母さんの勝手な質問です。怒らないで聞いて。</w:t>
       </w:r>
     </w:p>
     <w:p>
@@ -5630,7 +5630,7 @@
           <w:i w:val="0"/>
           <w:sz w:val="22"/>
         </w:rPr>
-        <w:t>政治を、する気は、ありますか。</w:t>
+        <w:t>政治をする気はありますか。</w:t>
       </w:r>
     </w:p>
     <w:p>
@@ -5645,7 +5645,7 @@
           <w:color w:val="555555"/>
           <w:sz w:val="22"/>
         </w:rPr>
-        <w:t>(遼は、すぐには、答えない。机の上の、鉄の文鎮に、視線を落とす。)</w:t>
+        <w:t>(遼はすぐには答えない。机の上の鉄の文鎮に視線を落とす。)</w:t>
       </w:r>
     </w:p>
     <w:p>
@@ -5714,7 +5714,7 @@
           <w:i w:val="0"/>
           <w:sz w:val="22"/>
         </w:rPr>
-        <w:t>法廷で、足りないものがあることは、この二年で、分かりました。判決は、損害を、認めてくれます。でも、あの浜で、帰れない人に、「帰る」とは、言ってくれません。それは、法廷が、悪いのではなく、法廷の、仕事ではないからです。</w:t>
+        <w:t>法廷で足りないものがあることは、この二年で分かりました。判決は損害を認めてくれます。でもあの浜で帰れない人に「帰る」とは言ってくれません。それは法廷が悪いのではなく、法廷の仕事ではないからです。</w:t>
       </w:r>
     </w:p>
     <w:p>
@@ -5760,7 +5760,7 @@
           <w:i w:val="0"/>
           <w:sz w:val="22"/>
         </w:rPr>
-        <w:t>だから、そこを、誰かが、やらなければならないとは、思っています。でも、それが、僕かどうかは、今日は、決められません。今日は、それを、決めに来たのではないので。</w:t>
+        <w:t>だから、そこを誰かがやらなければならないとは、思っています。でもそれが僕かどうかは今日は決められません。今日はそれを決めに来たのではないので。</w:t>
       </w:r>
     </w:p>
     <w:p>
@@ -5821,7 +5821,7 @@
           <w:color w:val="555555"/>
           <w:sz w:val="22"/>
         </w:rPr>
-        <w:t>(功が、初めて、遼の目を、まっすぐに、見る。)</w:t>
+        <w:t>(功が初めて、遼の目をまっすぐに見る。)</w:t>
       </w:r>
     </w:p>
     <w:p>
@@ -5844,7 +5844,7 @@
           <w:i w:val="0"/>
           <w:sz w:val="22"/>
         </w:rPr>
-        <w:t>……それで、いい。</w:t>
+        <w:t>……それでいい。</w:t>
       </w:r>
     </w:p>
     <w:p>
@@ -5890,7 +5890,7 @@
           <w:i w:val="0"/>
           <w:sz w:val="22"/>
         </w:rPr>
-        <w:t>私は、言わない。「継げ」とは、言わない。言えば、おまえは、出ていく。もう、一度、出ていかれた。(声が、低くなる)……二度は、堪える。</w:t>
+        <w:t>私は言わない。「継げ」とは言わない。言えば、おまえは出ていく。一度、出ていかれた。(声が低くなる)……二度は堪える。</w:t>
       </w:r>
     </w:p>
     <w:p>
@@ -5936,7 +5936,7 @@
           <w:i w:val="0"/>
           <w:sz w:val="22"/>
         </w:rPr>
-        <w:t>初代は、私に、言った。「継げ」と。私は、継いだ。継いだことを、後悔は、していない。しかし、おまえに、同じことを、言う資格は、私には、ない。</w:t>
+        <w:t>初代は私に言った。「継げ」と。私は継いだ。継いだことを後悔はしていない。しかしおまえに同じことを言う資格は私にはない。</w:t>
       </w:r>
     </w:p>
     <w:p>
@@ -5982,7 +5982,7 @@
           <w:i w:val="0"/>
           <w:sz w:val="22"/>
         </w:rPr>
-        <w:t>ただ。(間)おまえが、国を、相手にしている、仕事の仕方を、私は、見ていた。榊を通して、報告も、受けた。……あれは、「私にはできなかったやり方」だ。</w:t>
+        <w:t>ただ。(間)おまえが国を相手にしている、仕事の仕方を私は見ていた。榊を通して報告も受けた。……あれは「私にはできなかったやり方」だ。</w:t>
       </w:r>
     </w:p>
     <w:p>
@@ -6005,7 +6005,7 @@
           <w:i w:val="0"/>
           <w:sz w:val="22"/>
         </w:rPr>
-        <w:t>父さんは、国の側にいる人です。</w:t>
+        <w:t>父さんは国の側にいる人です。</w:t>
       </w:r>
     </w:p>
     <w:p>
@@ -6028,7 +6028,7 @@
           <w:i w:val="0"/>
           <w:sz w:val="22"/>
         </w:rPr>
-        <w:t>国の側にいる、人間だ。国そのものではない。(息を、整える)国の側にいる者が、国を、相手に、法廷で、戦う者を、見る。……私は、それを、見て、初めて、「負けた」と、思った。自分が、選んだ道が、間違っていたのでは、ない。ただ、別の道を、おまえが、先に、歩いていた、と。</w:t>
+        <w:t>国の側にいる、人間だ。国そのものではない。(息を整える)国の側にいる者が国を相手に法廷で戦う者を見る。……私はそれを見て、初めて「負けた」と思った。自分が選んだ道が間違っていたのではない。ただ別の道をおまえが先に歩いていた、と。</w:t>
       </w:r>
     </w:p>
     <w:p>
@@ -6043,7 +6043,7 @@
           <w:color w:val="555555"/>
           <w:sz w:val="22"/>
         </w:rPr>
-        <w:t>(遼の目が、揺れる。)</w:t>
+        <w:t>(遼の目が揺れる。)</w:t>
       </w:r>
     </w:p>
     <w:p>
@@ -6089,7 +6089,7 @@
           <w:i w:val="0"/>
           <w:sz w:val="22"/>
         </w:rPr>
-        <w:t>これで、いい。これ以上は、言えない。</w:t>
+        <w:t>これでいい。これ以上は言えない。</w:t>
       </w:r>
     </w:p>
     <w:p>
@@ -6104,7 +6104,7 @@
           <w:color w:val="555555"/>
           <w:sz w:val="22"/>
         </w:rPr>
-        <w:t>(遼は、少し、間を置いて、深く、頭を下げる。)</w:t>
+        <w:t>(遼は少し間を置き、深く頭を下げる。)</w:t>
       </w:r>
     </w:p>
     <w:p>
@@ -6127,7 +6127,7 @@
           <w:i w:val="0"/>
           <w:sz w:val="22"/>
         </w:rPr>
-        <w:t>今日、言ってくださったことは、覚えておきます。……答えは、まだ、出せません。</w:t>
+        <w:t>今日、言ってくださったことは、覚えておきます。……答えはまだ出せません。</w:t>
       </w:r>
     </w:p>
     <w:p>
@@ -6150,7 +6150,7 @@
           <w:i w:val="0"/>
           <w:sz w:val="22"/>
         </w:rPr>
-        <w:t>出さなくて、いい。</w:t>
+        <w:t>出さなくていい。</w:t>
       </w:r>
     </w:p>
     <w:p>
@@ -6173,7 +6173,7 @@
           <w:i w:val="0"/>
           <w:sz w:val="22"/>
         </w:rPr>
-        <w:t>遼。(静かに)あなたの、ペースで。お母さんは、お父さんと違って、待つのは、得意だから。</w:t>
+        <w:t>遼。(静かに)あなたのペースで。お母さんはお父さんと違って、待つのは得意だから。</w:t>
       </w:r>
     </w:p>
     <w:p>
@@ -6188,7 +6188,7 @@
           <w:color w:val="555555"/>
           <w:sz w:val="22"/>
         </w:rPr>
-        <w:t>(遼が、少し、笑う。)</w:t>
+        <w:t>(遼が少し笑う。)</w:t>
       </w:r>
     </w:p>
     <w:p>
@@ -6211,7 +6211,7 @@
           <w:i w:val="0"/>
           <w:sz w:val="22"/>
         </w:rPr>
-        <w:t>……母さんは、十七年、待ちました。</w:t>
+        <w:t>……母さんは十七年、待ちました。</w:t>
       </w:r>
     </w:p>
     <w:p>
@@ -6234,7 +6234,7 @@
           <w:i w:val="0"/>
           <w:sz w:val="22"/>
         </w:rPr>
-        <w:t>ええ。上手に、なりました。</w:t>
+        <w:t>ええ。上手になりました。</w:t>
       </w:r>
     </w:p>
     <w:p>
@@ -6249,7 +6249,7 @@
           <w:color w:val="555555"/>
           <w:sz w:val="22"/>
         </w:rPr>
-        <w:t>(功が、湯呑みを、取り上げる。三杯目だ、と言いかけて、やめる。黙って、飲む。掛け軸の墨跡が、午後の光に、うっすらと浮かぶ。)</w:t>
+        <w:t>(功が湯呑みを取り上げる。三杯目だ、と言いかけてやめる。黙って飲む。掛け軸の墨跡が午後の光にうっすらと浮かぶ。)</w:t>
       </w:r>
     </w:p>
     <w:p>
@@ -6279,7 +6279,7 @@
           <w:color w:val="555555"/>
           <w:sz w:val="22"/>
         </w:rPr>
-        <w:t>(午後4時30分。玄関。靴を履く遼。三和土に、風呂敷包み。澄子が、紙袋を持って立っている。功は、玄関の上がりかまちの奥、廊下の影に、半ば立っている。榊が、先に外に出ている。)</w:t>
+        <w:t>(午後4時30分。玄関。靴を履く遼。三和土に風呂敷包み。澄子が紙袋を持って立っている。功は玄関の上がりかまちの奥、廊下の影に半ば立っている。榊が先に外に出ている。)</w:t>
       </w:r>
     </w:p>
     <w:p>
@@ -6302,7 +6302,7 @@
           <w:i w:val="0"/>
           <w:sz w:val="22"/>
         </w:rPr>
-        <w:t>これ。栗饅頭と、お漬物と、……お茶の缶。さっき、あなたが炒ってくれた分。残りを、入れておきました。お父さんの、分。</w:t>
+        <w:t>これ。栗饅頭とお漬物と、……お茶の缶。さっきあなたが炒ってくれた分。残りを入れておきました。お父さんの分。</w:t>
       </w:r>
     </w:p>
     <w:p>
@@ -6335,7 +6335,7 @@
           <w:i w:val="0"/>
           <w:sz w:val="22"/>
         </w:rPr>
-        <w:t>……母さんが、持ち帰って、ください。僕は、事務所に、まだ、あります。</w:t>
+        <w:t>……母さんが持ち帰ってください。僕は事務所にまだあります。</w:t>
       </w:r>
     </w:p>
     <w:p>
@@ -6358,7 +6358,7 @@
           <w:i w:val="0"/>
           <w:sz w:val="22"/>
         </w:rPr>
-        <w:t>駄目。お父さんが、これを、家に、置いておきたいって。</w:t>
+        <w:t>駄目。お父さんがこれを家に置いておきたいって。</w:t>
       </w:r>
     </w:p>
     <w:p>
@@ -6373,7 +6373,7 @@
           <w:color w:val="555555"/>
           <w:sz w:val="22"/>
         </w:rPr>
-        <w:t>(遼が、功を見る。功は、目を逸らす。)</w:t>
+        <w:t>(遼が功を見る。功は目を逸らす。)</w:t>
       </w:r>
     </w:p>
     <w:p>
@@ -6396,7 +6396,7 @@
           <w:i w:val="0"/>
           <w:sz w:val="22"/>
         </w:rPr>
-        <w:t>……緑茶の缶の、隣に、置いておく。</w:t>
+        <w:t>……緑茶の缶の隣に置いておく。</w:t>
       </w:r>
     </w:p>
     <w:p>
@@ -6419,7 +6419,7 @@
           <w:i w:val="0"/>
           <w:sz w:val="22"/>
         </w:rPr>
-        <w:t>緑茶の、隣に。</w:t>
+        <w:t>緑茶の隣に。</w:t>
       </w:r>
     </w:p>
     <w:p>
@@ -6457,7 +6457,7 @@
           <w:color w:val="555555"/>
           <w:sz w:val="22"/>
         </w:rPr>
-        <w:t>(遼は、紙袋を受け取る。靴紐を、結ぶ。立ち上がる。)</w:t>
+        <w:t>(遼は紙袋を受け取る。靴紐を結ぶ。立ち上がる。)</w:t>
       </w:r>
     </w:p>
     <w:p>
@@ -6480,7 +6480,7 @@
           <w:i w:val="0"/>
           <w:sz w:val="22"/>
         </w:rPr>
-        <w:t>父さん。今日は、ありがとうございました。</w:t>
+        <w:t>父さん。今日はありがとうございました。</w:t>
       </w:r>
     </w:p>
     <w:p>
@@ -6503,7 +6503,7 @@
           <w:i w:val="0"/>
           <w:sz w:val="22"/>
         </w:rPr>
-        <w:t>……「また」とは、言わない。</w:t>
+        <w:t>……「また」とは言わない。</w:t>
       </w:r>
     </w:p>
     <w:p>
@@ -6550,16 +6550,16 @@
           <w:color w:val="555555"/>
           <w:sz w:val="22"/>
         </w:rPr>
-        <w:t>(少し、間)</w:t>
-      </w:r>
-      <w:r>
-        <w:rPr>
-          <w:rFonts w:ascii="Times New Roman" w:hAnsi="Times New Roman" w:eastAsia="Malgun Gothic"/>
-          <w:b w:val="0"/>
-          <w:i w:val="0"/>
-          <w:sz w:val="22"/>
-        </w:rPr>
-        <w:t>体に、気をつけろ。</w:t>
+        <w:t>(少し間)</w:t>
+      </w:r>
+      <w:r>
+        <w:rPr>
+          <w:rFonts w:ascii="Times New Roman" w:hAnsi="Times New Roman" w:eastAsia="Malgun Gothic"/>
+          <w:b w:val="0"/>
+          <w:i w:val="0"/>
+          <w:sz w:val="22"/>
+        </w:rPr>
+        <w:t>体に気をつけろ。</w:t>
       </w:r>
     </w:p>
     <w:p>
@@ -6582,7 +6582,7 @@
           <w:i w:val="0"/>
           <w:sz w:val="22"/>
         </w:rPr>
-        <w:t>父さんも。……胃の、検査の、結果を、ちゃんと、聞いてください。</w:t>
+        <w:t>父さんも。……胃の検査の結果をちゃんと聞いてください。</w:t>
       </w:r>
     </w:p>
     <w:p>
@@ -6606,7 +6606,7 @@
           <w:color w:val="555555"/>
           <w:sz w:val="22"/>
         </w:rPr>
-        <w:t>(視線を、遼に戻す)</w:t>
+        <w:t>(視線を遼に戻す)</w:t>
       </w:r>
       <w:r>
         <w:rPr>
@@ -6630,7 +6630,7 @@
           <w:color w:val="555555"/>
           <w:sz w:val="22"/>
         </w:rPr>
-        <w:t>(遼が、玄関の引き戸に、手をかける。ふと、傘立ての、黄色い傘を、見る。)</w:t>
+        <w:t>(遼が玄関の引き戸に手をかける。ふと傘立ての黄色い傘を見る。)</w:t>
       </w:r>
     </w:p>
     <w:p>
@@ -6653,7 +6653,7 @@
           <w:i w:val="0"/>
           <w:sz w:val="22"/>
         </w:rPr>
-        <w:t>母さん。あの傘は、まだ、使えますか。</w:t>
+        <w:t>母さん。あの傘はまだ使えますか。</w:t>
       </w:r>
     </w:p>
     <w:p>
@@ -6676,7 +6676,7 @@
           <w:i w:val="0"/>
           <w:sz w:val="22"/>
         </w:rPr>
-        <w:t>骨は、折れていないはずよ。</w:t>
+        <w:t>骨は折れていないはずよ。</w:t>
       </w:r>
     </w:p>
     <w:p>
@@ -6699,7 +6699,7 @@
           <w:i w:val="0"/>
           <w:sz w:val="22"/>
         </w:rPr>
-        <w:t>雨の日に、使います。</w:t>
+        <w:t>雨の日に使います。</w:t>
       </w:r>
     </w:p>
     <w:p>
@@ -6722,7 +6722,7 @@
           <w:i w:val="0"/>
           <w:sz w:val="22"/>
         </w:rPr>
-        <w:t>……あなたの、背丈じゃ、小さいでしょう。</w:t>
+        <w:t>……あなたの背丈じゃ、小さいでしょう。</w:t>
       </w:r>
     </w:p>
     <w:p>
@@ -6745,7 +6745,7 @@
           <w:i w:val="0"/>
           <w:sz w:val="22"/>
         </w:rPr>
-        <w:t>十八のときに、止まりましたから。</w:t>
+        <w:t>十八のときに止まりましたから。</w:t>
       </w:r>
     </w:p>
     <w:p>
@@ -6760,7 +6760,7 @@
           <w:color w:val="555555"/>
           <w:sz w:val="22"/>
         </w:rPr>
-        <w:t>(澄子が、笑いながら、涙を、拭う。遼が、傘を、傘立てから、そっと、抜く。功が、何か言いかけて、口を閉じる。)</w:t>
+        <w:t>(澄子が笑いながら、涙を拭う。遼が傘を傘立てからそっと抜く。功が何か言いかけて、口を閉じる。)</w:t>
       </w:r>
     </w:p>
     <w:p>
@@ -6775,7 +6775,7 @@
           <w:color w:val="555555"/>
           <w:sz w:val="22"/>
         </w:rPr>
-        <w:t>(外に出る。榊が、門の脇に、立っている。遼は、傘を、片手に持つ。振り返らない。榊が、一歩、近づく。)</w:t>
+        <w:t>(外に出る。榊が門の脇に立っている。遼は傘を片手に持つ。振り返らない。榊が一歩近づく。)</w:t>
       </w:r>
     </w:p>
     <w:p>
@@ -6798,7 +6798,7 @@
           <w:i w:val="0"/>
           <w:sz w:val="22"/>
         </w:rPr>
-        <w:t>……駅まで、お送りします。</w:t>
+        <w:t>……駅までお送りします。</w:t>
       </w:r>
     </w:p>
     <w:p>
@@ -6836,7 +6836,7 @@
           <w:color w:val="555555"/>
           <w:sz w:val="22"/>
         </w:rPr>
-        <w:t>(門を出る。背中の方で、玄関の引き戸が、閉まる音。遼は、一度だけ、足を止める。それから、歩き出す。)</w:t>
+        <w:t>(門を出る。背中の方で玄関の引き戸が閉まる音。遼は一度だけ足を止める。それから歩き出す。)</w:t>
       </w:r>
     </w:p>
     <w:p>
@@ -6851,7 +6851,7 @@
           <w:color w:val="555555"/>
           <w:sz w:val="22"/>
         </w:rPr>
-        <w:t>(同日、午後9時過ぎ。桐生法律事務所。応接室に、明かりが、まだ、点いている。茜と三浦が、待っている。ドアが開き、遼が、傘を片手に、入ってくる。)</w:t>
+        <w:t>(同日、午後9時過ぎ。桐生法律事務所。応接室に明かりがまだ点いている。茜と三浦が待っている。ドアが開き、遼が傘を片手に入ってくる。)</w:t>
       </w:r>
     </w:p>
     <w:p>
@@ -6897,7 +6897,7 @@
           <w:i w:val="0"/>
           <w:sz w:val="22"/>
         </w:rPr>
-        <w:t>子どもの頃の、傘です。</w:t>
+        <w:t>子どもの頃の傘です。</w:t>
       </w:r>
     </w:p>
     <w:p>
@@ -6920,7 +6920,7 @@
           <w:i w:val="0"/>
           <w:sz w:val="22"/>
         </w:rPr>
-        <w:t>先生。報告を、お願いします。</w:t>
+        <w:t>先生。報告をお願いします。</w:t>
       </w:r>
     </w:p>
     <w:p>
@@ -6943,7 +6943,7 @@
           <w:i w:val="0"/>
           <w:sz w:val="22"/>
         </w:rPr>
-        <w:t>はい。(座る)事件の話は、一切、していません。判決の一行について、父は、「説明しない」と言いました。……資格が、あるかどうか、分からない、と。</w:t>
+        <w:t>はい。(座る)事件の話は一切していません。判決の一行について、父は「説明しない」と言いました。……資格があるかどうか、分からない、と。</w:t>
       </w:r>
     </w:p>
     <w:p>
@@ -6989,7 +6989,7 @@
           <w:i w:val="0"/>
           <w:sz w:val="22"/>
         </w:rPr>
-        <w:t>出ていません。ただ、……母が、僕に、訊きました。「政治を、する気は、ありますか」と。</w:t>
+        <w:t>出ていません。ただ、……母が僕に訊きました。「政治をする気はありますか」と。</w:t>
       </w:r>
     </w:p>
     <w:p>
@@ -7004,7 +7004,7 @@
           <w:color w:val="555555"/>
           <w:sz w:val="22"/>
         </w:rPr>
-        <w:t>(茜の手が、止まる。三浦が、湯呑みを、遼の前に、置く。)</w:t>
+        <w:t>(茜の手が止まる。三浦が湯呑みを遼の前に置く。)</w:t>
       </w:r>
     </w:p>
     <w:p>
@@ -7027,7 +7027,7 @@
           <w:i w:val="0"/>
           <w:sz w:val="22"/>
         </w:rPr>
-        <w:t>先生は、何と。</w:t>
+        <w:t>先生は何と。</w:t>
       </w:r>
     </w:p>
     <w:p>
@@ -7050,7 +7050,7 @@
           <w:i w:val="0"/>
           <w:sz w:val="22"/>
         </w:rPr>
-        <w:t>「分かりません」と。断ってもいないし、受けてもいない、と答えました。父は、「それでいい」と。「継げ、とは、言わない」と。</w:t>
+        <w:t>「分かりません」と。断ってもいないし、受けてもいない、と答えました。父は「それでいい」と。「継げ、とは言わない」と。</w:t>
       </w:r>
     </w:p>
     <w:p>
@@ -7096,7 +7096,7 @@
           <w:i w:val="0"/>
           <w:sz w:val="22"/>
         </w:rPr>
-        <w:t>二人に、隠すことは、これだけです。(間)父は、胃を、悪くしているようです。検査の結果は、まだ、とのことでした。</w:t>
+        <w:t>二人に隠すことはこれだけです。(間)父は胃を悪くしているようです。検査の結果はまだとのことでした。</w:t>
       </w:r>
     </w:p>
     <w:p>
@@ -7152,7 +7152,7 @@
           <w:i w:val="0"/>
           <w:sz w:val="22"/>
         </w:rPr>
-        <w:t>年だ、と、言っていました。</w:t>
+        <w:t>年だ、と言っていました。</w:t>
       </w:r>
     </w:p>
     <w:p>
@@ -7167,7 +7167,7 @@
           <w:color w:val="555555"/>
           <w:sz w:val="22"/>
         </w:rPr>
-        <w:t>(茜が、遼を、じっと見る。)</w:t>
+        <w:t>(茜が遼をじっと見る。)</w:t>
       </w:r>
     </w:p>
     <w:p>
@@ -7190,7 +7190,7 @@
           <w:i w:val="0"/>
           <w:sz w:val="22"/>
         </w:rPr>
-        <w:t>先生。私、一つだけ、お願いがあります。</w:t>
+        <w:t>先生。私、一つだけお願いがあります。</w:t>
       </w:r>
     </w:p>
     <w:p>
@@ -7236,7 +7236,7 @@
           <w:i w:val="0"/>
           <w:sz w:val="22"/>
         </w:rPr>
-        <w:t>「分かりません」を、あと、どのくらい、続けますか。</w:t>
+        <w:t>「分かりません」をあとどのくらい続けますか。</w:t>
       </w:r>
     </w:p>
     <w:p>
@@ -7282,7 +7282,7 @@
           <w:i w:val="0"/>
           <w:sz w:val="22"/>
         </w:rPr>
-        <w:t>期限を、決めないなら、決めないで、いいです。でも、決めるときは、私と、三浦さんと、遠藤さんに、最初に、言ってください。事務所の、全員に。</w:t>
+        <w:t>期限を決めないなら、決めないでいいです。でも決めるときは私と三浦さんと遠藤さんに最初に言ってください。事務所の全員に。</w:t>
       </w:r>
     </w:p>
     <w:p>
@@ -7305,7 +7305,7 @@
           <w:i w:val="0"/>
           <w:sz w:val="22"/>
         </w:rPr>
-        <w:t>はい。それは、約束します。</w:t>
+        <w:t>はい。それは約束します。</w:t>
       </w:r>
     </w:p>
     <w:p>
@@ -7329,16 +7329,16 @@
           <w:color w:val="555555"/>
           <w:sz w:val="22"/>
         </w:rPr>
-        <w:t>(カレーの鍋を、台所から運んでくる)</w:t>
-      </w:r>
-      <w:r>
-        <w:rPr>
-          <w:rFonts w:ascii="Times New Roman" w:hAnsi="Times New Roman" w:eastAsia="Malgun Gothic"/>
-          <w:b w:val="0"/>
-          <w:i w:val="0"/>
-          <w:sz w:val="22"/>
-        </w:rPr>
-        <w:t>はい、カツカレー。……まだ、判決の日じゃないけど。</w:t>
+        <w:t>(カレーの鍋を台所から運んでくる)</w:t>
+      </w:r>
+      <w:r>
+        <w:rPr>
+          <w:rFonts w:ascii="Times New Roman" w:hAnsi="Times New Roman" w:eastAsia="Malgun Gothic"/>
+          <w:b w:val="0"/>
+          <w:i w:val="0"/>
+          <w:sz w:val="22"/>
+        </w:rPr>
+        <w:t>はい、カツカレー。……まだ判決の日じゃないけど。</w:t>
       </w:r>
     </w:p>
     <w:p>
@@ -7384,7 +7384,7 @@
           <w:i w:val="0"/>
           <w:sz w:val="22"/>
         </w:rPr>
-        <w:t>「いただきます」を、先に。</w:t>
+        <w:t>「いただきます」を先に。</w:t>
       </w:r>
     </w:p>
     <w:p>
@@ -7422,7 +7422,7 @@
           <w:color w:val="555555"/>
           <w:sz w:val="22"/>
         </w:rPr>
-        <w:t>(遼が、スプーンを取る。茜が、遼の傘を、そっと、桐生の机の脇の、傘立てに、立てる。誰も、何も、言わない。)</w:t>
+        <w:t>(遼がスプーンを取る。茜が遼の傘をそっと桐生の机の脇の傘立てに立てる。誰も何も言わない。)</w:t>
       </w:r>
     </w:p>
     <w:p>
@@ -7452,7 +7452,7 @@
           <w:color w:val="555555"/>
           <w:sz w:val="22"/>
         </w:rPr>
-        <w:t>(2021年4月13日(火)、午前11時。桐生法律事務所。応接室のテレビが、ついている。画面の下に、「政府、ALPS処理水の海洋放出を決定 二年後を目途に」。官房長官の記者会見。茜が、リモコンを持ったまま、立っている。三浦が、茶筒を、持ったまま、動かない。)</w:t>
+        <w:t>(2021年4月13日(火)、午前11時。桐生法律事務所。応接室のテレビがついている。画面の下に「政府、ALPS処理水の海洋放出を決定 二年後を目途に」。官房長官の記者会見。茜がリモコンを持ったまま立っている。三浦が茶筒を持ったまま動かない。)</w:t>
       </w:r>
     </w:p>
     <w:p>
@@ -7467,7 +7467,7 @@
           <w:color w:val="555555"/>
           <w:sz w:val="22"/>
         </w:rPr>
-        <w:t>(扉が、乱暴に開く。大城が、息を切らして、入ってくる。)</w:t>
+        <w:t>(扉が乱暴に開く。大城が息を切らして入ってくる。)</w:t>
       </w:r>
     </w:p>
     <w:p>
@@ -7536,7 +7536,7 @@
           <w:i w:val="0"/>
           <w:sz w:val="22"/>
         </w:rPr>
-        <w:t>「二年後を目途に」。何が目途だ。(テレビを指して)関係閣僚会議、午前九時半。漁協には、昨日の夕方、電話一本。「明日、決定します」。</w:t>
+        <w:t>「二年後を目途に」。何が目途だ。(テレビを指して)関係閣僚会議、午前九時半。漁協には昨日の夕方、電話一本。「明日、決定します」。</w:t>
       </w:r>
     </w:p>
     <w:p>
@@ -7559,7 +7559,7 @@
           <w:i w:val="0"/>
           <w:sz w:val="22"/>
         </w:rPr>
-        <w:t>事前の、説明会は。</w:t>
+        <w:t>事前の説明会は。</w:t>
       </w:r>
     </w:p>
     <w:p>
@@ -7582,7 +7582,7 @@
           <w:i w:val="0"/>
           <w:sz w:val="22"/>
         </w:rPr>
-        <w:t>ない。意見を聴く会は、去年、開いた。それで、「聴いた」ことに、なってる。</w:t>
+        <w:t>ない。意見を聴く会は去年、開いた。それで「聴いた」ことになってる。</w:t>
       </w:r>
     </w:p>
     <w:p>
@@ -7597,7 +7597,7 @@
           <w:color w:val="555555"/>
           <w:sz w:val="22"/>
         </w:rPr>
-        <w:t>(画面の官房長官が、「漁業者の皆様のご懸念には、真摯に」と、口にする。大城が、乾いた笑いを、漏らす。)</w:t>
+        <w:t>(画面の官房長官が「漁業者の皆様のご懸念には、真摯に」と口にする。大城が乾いた笑いを漏らす。)</w:t>
       </w:r>
     </w:p>
     <w:p>
@@ -7620,7 +7620,7 @@
           <w:i w:val="0"/>
           <w:sz w:val="22"/>
         </w:rPr>
-        <w:t>「真摯に」。……この国の、「真摯」は、いつも、あとから、来る。</w:t>
+        <w:t>「真摯に」。……この国の「真摯」はいつもあとから来る。</w:t>
       </w:r>
     </w:p>
     <w:p>
@@ -7666,7 +7666,7 @@
           <w:i w:val="0"/>
           <w:sz w:val="22"/>
         </w:rPr>
-        <w:t>今日の午後、反対声明。わたしの会も、出す。……先生。わたしは、法廷の人間じゃない。だけど、この決定は、……(言葉を探す)法廷に、持ってくるしか、ないのか。</w:t>
+        <w:t>今日の午後、反対声明。わたしの会も、出す。……先生。わたしは法廷の人間じゃない。だけどこの決定は、……(言葉を探す)法廷に持ってくるしかないのか。</w:t>
       </w:r>
     </w:p>
     <w:p>
@@ -7689,7 +7689,7 @@
           <w:i w:val="0"/>
           <w:sz w:val="22"/>
         </w:rPr>
-        <w:t>今は、まだ、分かりません。放出が、始まるのは、二年後です。差止めを、求めるなら、国と、電力を、相手に、もう一つ、戦場を、作ることになる。</w:t>
+        <w:t>今はまだ分かりません。放出が始まるのは二年後です。差止めを求めるなら、国と電力を相手にもう一つ、戦場を作ることになる。</w:t>
       </w:r>
     </w:p>
     <w:p>
@@ -7712,7 +7712,7 @@
           <w:i w:val="0"/>
           <w:sz w:val="22"/>
         </w:rPr>
-        <w:t>作ってくれ、とは、言ってない。ただ、……聞きたかった。先生なら、どうする。</w:t>
+        <w:t>作ってくれ、とは言ってない。ただ、……聞きたかった。先生なら、どうする。</w:t>
       </w:r>
     </w:p>
     <w:p>
@@ -7727,7 +7727,7 @@
           <w:color w:val="555555"/>
           <w:sz w:val="22"/>
         </w:rPr>
-        <w:t>(遼は、すぐには、答えない。テレビの、官房長官の顔を、見る。三浦が、静かに、湯呑みを、大城の前に置く。)</w:t>
+        <w:t>(遼はすぐには答えない。テレビの官房長官の顔を見る。三浦が静かに湯呑みを大城の前に置く。)</w:t>
       </w:r>
     </w:p>
     <w:p>
@@ -7750,7 +7750,7 @@
           <w:i w:val="0"/>
           <w:sz w:val="22"/>
         </w:rPr>
-        <w:t>大城さん。今は、この湯呑みを、飲んでください。冷めないうちに。</w:t>
+        <w:t>大城さん。今はこの湯呑みを飲んでください。冷めないうちに。</w:t>
       </w:r>
     </w:p>
     <w:p>
@@ -7796,7 +7796,7 @@
           <w:i w:val="0"/>
           <w:sz w:val="22"/>
         </w:rPr>
-        <w:t>判断は、会ってからです。県漁連と、原告団と、お互いに。それから、一緒に、考えましょう。僕一人では、決めません。</w:t>
+        <w:t>判断は会ってからです。県漁連と原告団とお互いに。それから、一緒に考えましょう。僕一人では決めません。</w:t>
       </w:r>
     </w:p>
     <w:p>
@@ -7811,7 +7811,7 @@
           <w:color w:val="555555"/>
           <w:sz w:val="22"/>
         </w:rPr>
-        <w:t>(大城が、湯呑みを取り、一口、飲む。長い息を、吐く。)</w:t>
+        <w:t>(大城が湯呑みを取り、一口飲む。長い息を吐く。)</w:t>
       </w:r>
     </w:p>
     <w:p>
@@ -7834,7 +7834,7 @@
           <w:i w:val="0"/>
           <w:sz w:val="22"/>
         </w:rPr>
-        <w:t>……あんたの、そういうところ、嫌いじゃない。</w:t>
+        <w:t>……あんたのそういうところ、嫌いじゃない。</w:t>
       </w:r>
     </w:p>
     <w:p>
@@ -7872,7 +7872,7 @@
           <w:color w:val="555555"/>
           <w:sz w:val="22"/>
         </w:rPr>
-        <w:t>(画面が、天気予報に、切り替わる。誰も、チャンネルを、変えない。)</w:t>
+        <w:t>(画面が天気予報に切り替わる。誰もチャンネルを変えない。)</w:t>
       </w:r>
     </w:p>
     <w:p>
@@ -7887,7 +7887,7 @@
           <w:color w:val="555555"/>
           <w:sz w:val="22"/>
         </w:rPr>
-        <w:t>(4月25日(日)、午後2時。汐見総合病院、呼吸器内科の病室。窓の外、葉桜。遠藤が、ベッドに、半身を起こしている。鼻に、酸素のチューブ。ベッドサイドに、遼と、柚木。)</w:t>
+        <w:t>(4月25日(日)、午後2時。汐見総合病院、呼吸器内科の病室。窓の外、葉桜。遠藤がベッドに半身を起こしている。鼻に酸素のチューブ。ベッドサイドに遼と柚木。)</w:t>
       </w:r>
     </w:p>
     <w:p>
@@ -7910,7 +7910,7 @@
           <w:i w:val="0"/>
           <w:sz w:val="22"/>
         </w:rPr>
-        <w:t>……東京の、茶は、旨かったか。</w:t>
+        <w:t>……東京の茶は旨かったか。</w:t>
       </w:r>
     </w:p>
     <w:p>
@@ -7933,7 +7933,7 @@
           <w:i w:val="0"/>
           <w:sz w:val="22"/>
         </w:rPr>
-        <w:t>茶は、僕が炒りました。</w:t>
+        <w:t>茶は僕が炒りました。</w:t>
       </w:r>
     </w:p>
     <w:p>
@@ -7956,7 +7956,7 @@
           <w:i w:val="0"/>
           <w:sz w:val="22"/>
         </w:rPr>
-        <w:t>んだ。そんなこと、言ってたな。(笑う。咳き込む)……親父さん、何て、言った。</w:t>
+        <w:t>んだ。そんなこと言ってたな。(笑う。咳き込む)……親父さん、何て言った。</w:t>
       </w:r>
     </w:p>
     <w:p>
@@ -7979,7 +7979,7 @@
           <w:i w:val="0"/>
           <w:sz w:val="22"/>
         </w:rPr>
-        <w:t>「継げ、とは、言わない」と。</w:t>
+        <w:t>「継げ、とは言わない」と。</w:t>
       </w:r>
     </w:p>
     <w:p>
@@ -8012,7 +8012,7 @@
           <w:i w:val="0"/>
           <w:sz w:val="22"/>
         </w:rPr>
-        <w:t>……えれえ、人だ。言わねえのが、一番、えれえ。</w:t>
+        <w:t>……えれえ人だ。言わねえのが一番えれえ。</w:t>
       </w:r>
     </w:p>
     <w:p>
@@ -8081,7 +8081,7 @@
           <w:i w:val="0"/>
           <w:sz w:val="22"/>
         </w:rPr>
-        <w:t>……まだ、書きません。真壁さんが、「この記事の、最後の一行になる日に」と、言いました。私は、それを、待っています。</w:t>
+        <w:t>……まだ、書きません。真壁さんが「この記事の最後の一行になる日に」と言いました。私はそれを待っています。</w:t>
       </w:r>
     </w:p>
     <w:p>
@@ -8150,7 +8150,7 @@
           <w:i w:val="0"/>
           <w:sz w:val="22"/>
         </w:rPr>
-        <w:t>親父さんの話は、おらは、なんも、言わねえ。ただ、一つだけ。(息を整える)人は、会わねえと、分からねえことが、ある。会ったあとでなけりゃ、分からねえことが、もっと、ある。</w:t>
+        <w:t>親父さんの話は、おらはなんも言わねえ。ただ一つだけ。(息を整える)人は会わねえと分からねえことがある。会ったあとでなけりゃ、分からねえことがもっとある。</w:t>
       </w:r>
     </w:p>
     <w:p>
@@ -8196,7 +8196,7 @@
           <w:i w:val="0"/>
           <w:sz w:val="22"/>
         </w:rPr>
-        <w:t>あんたは、まだ、会ったばっかりだ。(酸素の、かすかな音)急ぐな。……だけど、逃げるな。</w:t>
+        <w:t>あんたはまだ会ったばっかりだ。(酸素のかすかな音)急ぐな。……だけど逃げるな。</w:t>
       </w:r>
     </w:p>
     <w:p>
@@ -8257,7 +8257,7 @@
           <w:color w:val="555555"/>
           <w:sz w:val="22"/>
         </w:rPr>
-        <w:t>(窓の外、葉桜の枝が、風に揺れる。柚木が、手帳を、静かに閉じる。遼は、鞄から、小さな茶缶を、取り出す。)</w:t>
+        <w:t>(窓の外、葉桜の枝が風に揺れる。柚木が手帳を静かに閉じる。遼は鞄から小さな茶缶を取り出す。)</w:t>
       </w:r>
     </w:p>
     <w:p>
@@ -8326,7 +8326,7 @@
           <w:i w:val="0"/>
           <w:sz w:val="22"/>
         </w:rPr>
-        <w:t>「一番長く待った方」に、一杯。……ここで、淹れます。</w:t>
+        <w:t>「一番長く待った方」に一杯。……ここで淹れます。</w:t>
       </w:r>
     </w:p>
     <w:p>
@@ -8341,7 +8341,7 @@
           <w:color w:val="555555"/>
           <w:sz w:val="22"/>
         </w:rPr>
-        <w:t>(遼が、病室の電気ポットに、湯を入れる。ほうじ茶の香りが、病室に、ほのかに、広がる。遠藤が、目を閉じる。窓の外の、葉桜の、緑が、午後の日に、薄く、透けている。)</w:t>
+        <w:t>(遼が病室の電気ポットに湯を入れる。ほうじ茶の香りが病室にほのかに広がる。遠藤が目を閉じる。窓の外の葉桜の緑が午後の日に薄く透けている。)</w:t>
       </w:r>
     </w:p>
     <w:p>
